--- a/Fibonacci heap/Solution_Fibonacci_Heap.docx
+++ b/Fibonacci heap/Solution_Fibonacci_Heap.docx
@@ -190,7 +190,16 @@
           <w:sz w:val="20"/>
           <w:szCs w:val="16"/>
         </w:rPr>
-        <w:t>Binomial Heap</w:t>
+        <w:t>Fibonacci</w:t>
+      </w:r>
+      <w:r>
+        <w:rPr>
+          <w:rFonts w:cs="Arial"/>
+          <w:b/>
+          <w:sz w:val="20"/>
+          <w:szCs w:val="16"/>
+        </w:rPr>
+        <w:t xml:space="preserve"> Heap</w:t>
       </w:r>
     </w:p>
     <w:p>
@@ -282,1760 +291,625 @@
           <w:szCs w:val="20"/>
         </w:rPr>
       </w:pPr>
+      <w:r>
+        <w:rPr>
+          <w:sz w:val="20"/>
+          <w:szCs w:val="20"/>
+        </w:rPr>
+        <w:t>Q1) Answer: a</w:t>
+      </w:r>
     </w:p>
     <w:p>
       <w:pPr>
         <w:jc w:val="both"/>
         <w:rPr>
-          <w:sz w:val="24"/>
-          <w:szCs w:val="24"/>
-        </w:rPr>
-      </w:pPr>
-      <w:r>
-        <w:rPr>
-          <w:sz w:val="24"/>
-          <w:szCs w:val="24"/>
-        </w:rPr>
-        <w:t>Q</w:t>
+          <w:sz w:val="20"/>
+          <w:szCs w:val="20"/>
+        </w:rPr>
+      </w:pPr>
+      <w:r>
+        <w:rPr>
+          <w:sz w:val="20"/>
+          <w:szCs w:val="20"/>
+        </w:rPr>
+        <w:t xml:space="preserve"> </w:t>
+      </w:r>
+      <w:r>
+        <w:rPr>
+          <w:sz w:val="20"/>
+          <w:szCs w:val="20"/>
+        </w:rPr>
+        <w:t xml:space="preserve">Removing the minimum root node and consolidating the remaining trees in a Fibonacci heap takes </w:t>
+      </w:r>
+      <w:r>
+        <w:rPr>
+          <w:sz w:val="20"/>
+          <w:szCs w:val="20"/>
+        </w:rPr>
+        <w:t>O( log n)</w:t>
+      </w:r>
+      <w:r>
+        <w:rPr>
+          <w:sz w:val="20"/>
+          <w:szCs w:val="20"/>
+        </w:rPr>
+        <w:t xml:space="preserve"> amortized time because, after removing the minimum root, its children are added to the root list, and trees of the same degree are repeatedly merged until each root has a unique degree. The key observation is that a node's degree is at most </w:t>
       </w:r>
       <w:proofErr w:type="gramStart"/>
       <w:r>
         <w:rPr>
-          <w:sz w:val="24"/>
-          <w:szCs w:val="24"/>
-        </w:rPr>
-        <w:t>1)Answer</w:t>
+          <w:sz w:val="20"/>
+          <w:szCs w:val="20"/>
+        </w:rPr>
+        <w:t>O( log</w:t>
       </w:r>
       <w:proofErr w:type="gramEnd"/>
       <w:r>
         <w:rPr>
-          <w:sz w:val="24"/>
-          <w:szCs w:val="24"/>
-        </w:rPr>
-        <w:t xml:space="preserve">: </w:t>
+          <w:sz w:val="20"/>
+          <w:szCs w:val="20"/>
+        </w:rPr>
+        <w:t xml:space="preserve"> n)</w:t>
+      </w:r>
+      <w:r>
+        <w:rPr>
+          <w:sz w:val="20"/>
+          <w:szCs w:val="20"/>
+        </w:rPr>
+        <w:t xml:space="preserve">, since Fibonacci heap trees grow according to Fibonacci-number bounds. Using the potential method, the amortized cost of consolidation is </w:t>
+      </w:r>
+      <w:proofErr w:type="gramStart"/>
+      <w:r>
+        <w:rPr>
+          <w:sz w:val="20"/>
+          <w:szCs w:val="20"/>
+        </w:rPr>
+        <w:t>O( log</w:t>
+      </w:r>
+      <w:proofErr w:type="gramEnd"/>
+      <w:r>
+        <w:rPr>
+          <w:sz w:val="20"/>
+          <w:szCs w:val="20"/>
+        </w:rPr>
+        <w:t xml:space="preserve"> n)</w:t>
+      </w:r>
+      <w:r>
+        <w:rPr>
+          <w:sz w:val="20"/>
+          <w:szCs w:val="20"/>
+        </w:rPr>
+        <w:t xml:space="preserve">, even if an individual operation performs more work. Thus, extracting the minimum element takes </w:t>
+      </w:r>
+      <w:proofErr w:type="gramStart"/>
+      <w:r>
+        <w:rPr>
+          <w:sz w:val="20"/>
+          <w:szCs w:val="20"/>
+        </w:rPr>
+        <w:t>O( log</w:t>
+      </w:r>
+      <w:proofErr w:type="gramEnd"/>
+      <w:r>
+        <w:rPr>
+          <w:sz w:val="20"/>
+          <w:szCs w:val="20"/>
+        </w:rPr>
+        <w:t xml:space="preserve"> n)</w:t>
+      </w:r>
+      <w:r>
+        <w:rPr>
+          <w:sz w:val="20"/>
+          <w:szCs w:val="20"/>
+        </w:rPr>
+        <w:t xml:space="preserve"> amortized time.</w:t>
       </w:r>
     </w:p>
     <w:p>
       <w:pPr>
         <w:jc w:val="both"/>
         <w:rPr>
-          <w:b/>
-          <w:bCs/>
-          <w:sz w:val="24"/>
-          <w:szCs w:val="24"/>
+          <w:sz w:val="20"/>
+          <w:szCs w:val="20"/>
+        </w:rPr>
+      </w:pPr>
+    </w:p>
+    <w:p>
+      <w:pPr>
+        <w:jc w:val="both"/>
+        <w:rPr>
+          <w:sz w:val="20"/>
+          <w:szCs w:val="20"/>
+        </w:rPr>
+      </w:pPr>
+      <w:r>
+        <w:rPr>
+          <w:sz w:val="20"/>
+          <w:szCs w:val="20"/>
+        </w:rPr>
+        <w:t>Q2) Answer: b</w:t>
+      </w:r>
+    </w:p>
+    <w:p>
+      <w:pPr>
+        <w:jc w:val="both"/>
+        <w:rPr>
+          <w:sz w:val="20"/>
+          <w:szCs w:val="20"/>
+        </w:rPr>
+      </w:pPr>
+      <w:r>
+        <w:rPr>
+          <w:sz w:val="20"/>
+          <w:szCs w:val="20"/>
+        </w:rPr>
+        <w:t>To union two Fibonacci heaps, you simply concatenate their root lists and update the global minimum pointer in (</w:t>
+      </w:r>
+      <w:proofErr w:type="gramStart"/>
+      <w:r>
+        <w:rPr>
+          <w:sz w:val="20"/>
+          <w:szCs w:val="20"/>
+        </w:rPr>
+        <w:t>O(</w:t>
+      </w:r>
+      <w:proofErr w:type="gramEnd"/>
+      <w:r>
+        <w:rPr>
+          <w:sz w:val="20"/>
+          <w:szCs w:val="20"/>
+        </w:rPr>
+        <w:t>1)</w:t>
+      </w:r>
+      <w:r>
+        <w:rPr>
+          <w:sz w:val="20"/>
+          <w:szCs w:val="20"/>
+        </w:rPr>
+        <w:t xml:space="preserve"> </w:t>
+      </w:r>
+      <w:r>
+        <w:rPr>
+          <w:sz w:val="20"/>
+          <w:szCs w:val="20"/>
+        </w:rPr>
+        <w:t>worst-case time.</w:t>
+      </w:r>
+    </w:p>
+    <w:p>
+      <w:pPr>
+        <w:jc w:val="both"/>
+        <w:rPr>
+          <w:sz w:val="20"/>
+          <w:szCs w:val="20"/>
+        </w:rPr>
+      </w:pPr>
+    </w:p>
+    <w:p>
+      <w:pPr>
+        <w:jc w:val="both"/>
+        <w:rPr>
+          <w:sz w:val="20"/>
+          <w:szCs w:val="20"/>
+        </w:rPr>
+      </w:pPr>
+      <w:r>
+        <w:rPr>
+          <w:sz w:val="20"/>
+          <w:szCs w:val="20"/>
+        </w:rPr>
+        <w:t>Q3) Answer: c</w:t>
+      </w:r>
+    </w:p>
+    <w:p>
+      <w:pPr>
+        <w:jc w:val="both"/>
+        <w:rPr>
+          <w:sz w:val="20"/>
+          <w:szCs w:val="20"/>
           <w:lang w:val="en-IN"/>
         </w:rPr>
       </w:pPr>
       <w:r>
         <w:rPr>
-          <w:b/>
-          <w:bCs/>
-          <w:sz w:val="24"/>
-          <w:szCs w:val="24"/>
+          <w:sz w:val="20"/>
+          <w:szCs w:val="20"/>
           <w:lang w:val="en-IN"/>
         </w:rPr>
-        <w:t>1. Binomial Tree</w:t>
-      </w:r>
-    </w:p>
-    <w:p>
-      <w:pPr>
-        <w:jc w:val="both"/>
-        <w:rPr>
-          <w:sz w:val="24"/>
-          <w:szCs w:val="24"/>
-          <w:lang w:val="en-IN"/>
-        </w:rPr>
-      </w:pPr>
-      <w:r>
-        <w:rPr>
-          <w:sz w:val="24"/>
-          <w:szCs w:val="24"/>
-          <w:lang w:val="en-IN"/>
-        </w:rPr>
-        <w:t>A binomial tree is a recursively defined tree structure used as the basic building block of a binomial heap. It is denoted by B</w:t>
-      </w:r>
-      <w:r>
-        <w:rPr>
-          <w:sz w:val="24"/>
-          <w:szCs w:val="24"/>
-          <w:vertAlign w:val="superscript"/>
-          <w:lang w:val="en-IN"/>
-        </w:rPr>
-        <w:t>k</w:t>
-      </w:r>
-      <w:r>
-        <w:rPr>
-          <w:sz w:val="24"/>
-          <w:szCs w:val="24"/>
-          <w:lang w:val="en-IN"/>
-        </w:rPr>
-        <w:t>, where k represents the order of the tree.</w:t>
-      </w:r>
-    </w:p>
-    <w:p>
-      <w:pPr>
-        <w:jc w:val="both"/>
-        <w:rPr>
-          <w:b/>
-          <w:bCs/>
-          <w:sz w:val="24"/>
-          <w:szCs w:val="24"/>
-          <w:lang w:val="en-IN"/>
-        </w:rPr>
-      </w:pPr>
-      <w:r>
-        <w:rPr>
-          <w:b/>
-          <w:bCs/>
-          <w:sz w:val="24"/>
-          <w:szCs w:val="24"/>
-          <w:lang w:val="en-IN"/>
-        </w:rPr>
-        <w:t>Properties of a Binomial Tree</w:t>
+        <w:t>In a Fibonacci heap, each node keeps a mark to remember whether it has already lost one child.</w:t>
       </w:r>
     </w:p>
     <w:p>
       <w:pPr>
         <w:numPr>
           <w:ilvl w:val="0"/>
-          <w:numId w:val="8"/>
+          <w:numId w:val="12"/>
         </w:numPr>
         <w:jc w:val="both"/>
         <w:rPr>
-          <w:sz w:val="24"/>
-          <w:szCs w:val="24"/>
+          <w:sz w:val="20"/>
+          <w:szCs w:val="20"/>
           <w:lang w:val="en-IN"/>
         </w:rPr>
       </w:pPr>
       <w:r>
         <w:rPr>
-          <w:sz w:val="24"/>
-          <w:szCs w:val="24"/>
+          <w:sz w:val="20"/>
+          <w:szCs w:val="20"/>
           <w:lang w:val="en-IN"/>
         </w:rPr>
-        <w:t>A binomial tree of order 0, B</w:t>
-      </w:r>
-      <w:r>
-        <w:rPr>
-          <w:sz w:val="24"/>
-          <w:szCs w:val="24"/>
-          <w:vertAlign w:val="subscript"/>
-          <w:lang w:val="en-IN"/>
-        </w:rPr>
-        <w:t>0</w:t>
-      </w:r>
-      <w:r>
-        <w:rPr>
-          <w:sz w:val="24"/>
-          <w:szCs w:val="24"/>
-          <w:lang w:val="en-IN"/>
-        </w:rPr>
-        <w:t>, consists of a single node.</w:t>
+        <w:t>When a node loses its first child, it is marked.</w:t>
       </w:r>
     </w:p>
     <w:p>
       <w:pPr>
         <w:numPr>
           <w:ilvl w:val="0"/>
-          <w:numId w:val="8"/>
+          <w:numId w:val="12"/>
         </w:numPr>
         <w:jc w:val="both"/>
         <w:rPr>
-          <w:sz w:val="24"/>
-          <w:szCs w:val="24"/>
+          <w:sz w:val="20"/>
+          <w:szCs w:val="20"/>
           <w:lang w:val="en-IN"/>
         </w:rPr>
       </w:pPr>
       <w:r>
         <w:rPr>
-          <w:sz w:val="24"/>
-          <w:szCs w:val="24"/>
+          <w:sz w:val="20"/>
+          <w:szCs w:val="20"/>
           <w:lang w:val="en-IN"/>
         </w:rPr>
-        <w:t>A binomial tree of order k, B</w:t>
-      </w:r>
-      <w:r>
-        <w:rPr>
-          <w:sz w:val="24"/>
-          <w:szCs w:val="24"/>
-          <w:vertAlign w:val="subscript"/>
+        <w:t>If it loses a second child, it is cut from its parent and moved to the root list.</w:t>
+      </w:r>
+    </w:p>
+    <w:p>
+      <w:pPr>
+        <w:jc w:val="both"/>
+        <w:rPr>
+          <w:sz w:val="20"/>
+          <w:szCs w:val="20"/>
           <w:lang w:val="en-IN"/>
         </w:rPr>
-        <w:t>k</w:t>
-      </w:r>
-      <w:r>
-        <w:rPr>
-          <w:sz w:val="24"/>
-          <w:szCs w:val="24"/>
+      </w:pPr>
+      <w:r>
+        <w:rPr>
+          <w:sz w:val="20"/>
+          <w:szCs w:val="20"/>
           <w:lang w:val="en-IN"/>
         </w:rPr>
-        <w:t>, is formed by linking two binomial trees of order k-1, making one tree the leftmost child of the other.</w:t>
-      </w:r>
-    </w:p>
-    <w:p>
-      <w:pPr>
-        <w:numPr>
-          <w:ilvl w:val="0"/>
-          <w:numId w:val="8"/>
-        </w:numPr>
+        <w:t>This prevents trees from becoming too weak or unbalanced. The marks also help us prove that the heap's operations have good, amortized time complexity.</w:t>
+      </w:r>
+    </w:p>
+    <w:p>
+      <w:pPr>
         <w:jc w:val="both"/>
         <w:rPr>
-          <w:sz w:val="24"/>
-          <w:szCs w:val="24"/>
-          <w:lang w:val="en-IN"/>
-        </w:rPr>
-      </w:pPr>
-      <w:r>
-        <w:rPr>
-          <w:sz w:val="24"/>
-          <w:szCs w:val="24"/>
-          <w:lang w:val="en-IN"/>
-        </w:rPr>
-        <w:t>The number of nodes in B</w:t>
-      </w:r>
-      <w:r>
-        <w:rPr>
-          <w:sz w:val="24"/>
-          <w:szCs w:val="24"/>
-          <w:vertAlign w:val="subscript"/>
-          <w:lang w:val="en-IN"/>
-        </w:rPr>
-        <w:t>k</w:t>
-      </w:r>
-      <w:r>
-        <w:rPr>
-          <w:sz w:val="24"/>
-          <w:szCs w:val="24"/>
-          <w:vertAlign w:val="superscript"/>
-          <w:lang w:val="en-IN"/>
+          <w:sz w:val="20"/>
+          <w:szCs w:val="20"/>
+        </w:rPr>
+      </w:pPr>
+    </w:p>
+    <w:p>
+      <w:pPr>
+        <w:jc w:val="both"/>
+        <w:rPr>
+          <w:sz w:val="20"/>
+          <w:szCs w:val="20"/>
+        </w:rPr>
+      </w:pPr>
+      <w:r>
+        <w:rPr>
+          <w:sz w:val="20"/>
+          <w:szCs w:val="20"/>
+        </w:rPr>
+        <w:t>Q4</w:t>
+      </w:r>
+      <w:r>
+        <w:rPr>
+          <w:sz w:val="20"/>
+          <w:szCs w:val="20"/>
+        </w:rPr>
+        <w:t>) Answer: b</w:t>
+      </w:r>
+    </w:p>
+    <w:p>
+      <w:pPr>
+        <w:jc w:val="both"/>
+        <w:rPr>
+          <w:sz w:val="20"/>
+          <w:szCs w:val="20"/>
+        </w:rPr>
+      </w:pPr>
+      <w:proofErr w:type="gramStart"/>
+      <w:r>
+        <w:rPr>
+          <w:sz w:val="20"/>
+          <w:szCs w:val="20"/>
+        </w:rPr>
+        <w:t>All n</w:t>
+      </w:r>
+      <w:proofErr w:type="gramEnd"/>
+      <w:r>
+        <w:rPr>
+          <w:sz w:val="20"/>
+          <w:szCs w:val="20"/>
         </w:rPr>
         <w:t xml:space="preserve"> </w:t>
       </w:r>
       <w:r>
         <w:rPr>
-          <w:sz w:val="24"/>
-          <w:szCs w:val="24"/>
-          <w:lang w:val="en-IN"/>
-        </w:rPr>
-        <w:t>is 2</w:t>
-      </w:r>
-      <w:r>
-        <w:rPr>
-          <w:sz w:val="24"/>
-          <w:szCs w:val="24"/>
-          <w:vertAlign w:val="superscript"/>
-          <w:lang w:val="en-IN"/>
-        </w:rPr>
-        <w:t>k</w:t>
-      </w:r>
-      <w:r>
-        <w:rPr>
-          <w:sz w:val="24"/>
-          <w:szCs w:val="24"/>
-          <w:lang w:val="en-IN"/>
-        </w:rPr>
-        <w:t>.</w:t>
-      </w:r>
-    </w:p>
-    <w:p>
-      <w:pPr>
-        <w:numPr>
-          <w:ilvl w:val="0"/>
-          <w:numId w:val="8"/>
-        </w:numPr>
+          <w:sz w:val="20"/>
+          <w:szCs w:val="20"/>
+        </w:rPr>
+        <w:t>nodes can be roots after individual insertions</w:t>
+      </w:r>
+      <w:r>
+        <w:rPr>
+          <w:sz w:val="20"/>
+          <w:szCs w:val="20"/>
+        </w:rPr>
+        <w:t xml:space="preserve"> as we insert only in root linked list</w:t>
+      </w:r>
+      <w:r>
+        <w:rPr>
+          <w:sz w:val="20"/>
+          <w:szCs w:val="20"/>
+        </w:rPr>
+        <w:t xml:space="preserve">. After Extract-Min, consolidation links trees of equal degree, leaving </w:t>
+      </w:r>
+      <w:proofErr w:type="gramStart"/>
+      <w:r>
+        <w:rPr>
+          <w:sz w:val="20"/>
+          <w:szCs w:val="20"/>
+        </w:rPr>
+        <w:t>O(</w:t>
+      </w:r>
+      <w:proofErr w:type="gramEnd"/>
+      <w:r>
+        <w:rPr>
+          <w:sz w:val="20"/>
+          <w:szCs w:val="20"/>
+        </w:rPr>
+        <w:t>log n</w:t>
+      </w:r>
+      <w:r>
+        <w:rPr>
+          <w:sz w:val="20"/>
+          <w:szCs w:val="20"/>
+        </w:rPr>
+        <w:t>)</w:t>
+      </w:r>
+      <w:r>
+        <w:rPr>
+          <w:sz w:val="20"/>
+          <w:szCs w:val="20"/>
+        </w:rPr>
+        <w:t xml:space="preserve"> roots.</w:t>
+      </w:r>
+    </w:p>
+    <w:p>
+      <w:pPr>
         <w:jc w:val="both"/>
         <w:rPr>
-          <w:sz w:val="24"/>
-          <w:szCs w:val="24"/>
-          <w:lang w:val="en-IN"/>
-        </w:rPr>
-      </w:pPr>
-      <w:r>
-        <w:rPr>
-          <w:sz w:val="24"/>
-          <w:szCs w:val="24"/>
-          <w:lang w:val="en-IN"/>
-        </w:rPr>
-        <w:t xml:space="preserve">The </w:t>
-      </w:r>
-      <w:r>
-        <w:rPr>
-          <w:sz w:val="24"/>
-          <w:szCs w:val="24"/>
-          <w:lang w:val="en-IN"/>
-        </w:rPr>
-        <w:t xml:space="preserve">maximum </w:t>
-      </w:r>
-      <w:r>
-        <w:rPr>
-          <w:sz w:val="24"/>
-          <w:szCs w:val="24"/>
-          <w:lang w:val="en-IN"/>
-        </w:rPr>
-        <w:t>height of B</w:t>
-      </w:r>
-      <w:r>
-        <w:rPr>
-          <w:sz w:val="24"/>
-          <w:szCs w:val="24"/>
-          <w:vertAlign w:val="subscript"/>
-          <w:lang w:val="en-IN"/>
-        </w:rPr>
-        <w:t>k</w:t>
-      </w:r>
-      <w:r>
-        <w:rPr>
-          <w:sz w:val="24"/>
-          <w:szCs w:val="24"/>
-          <w:lang w:val="en-IN"/>
-        </w:rPr>
-        <w:t xml:space="preserve"> is k.</w:t>
-      </w:r>
-    </w:p>
-    <w:p>
-      <w:pPr>
-        <w:numPr>
-          <w:ilvl w:val="0"/>
-          <w:numId w:val="8"/>
-        </w:numPr>
+          <w:sz w:val="20"/>
+          <w:szCs w:val="20"/>
+        </w:rPr>
+      </w:pPr>
+    </w:p>
+    <w:p>
+      <w:pPr>
         <w:jc w:val="both"/>
         <w:rPr>
-          <w:sz w:val="24"/>
-          <w:szCs w:val="24"/>
-          <w:lang w:val="en-IN"/>
-        </w:rPr>
-      </w:pPr>
-      <w:r>
-        <w:rPr>
-          <w:sz w:val="24"/>
-          <w:szCs w:val="24"/>
-          <w:lang w:val="en-IN"/>
-        </w:rPr>
-        <w:t xml:space="preserve">For </w:t>
+          <w:sz w:val="20"/>
+          <w:szCs w:val="20"/>
+        </w:rPr>
+      </w:pPr>
+      <w:r>
+        <w:rPr>
+          <w:sz w:val="20"/>
+          <w:szCs w:val="20"/>
+        </w:rPr>
+        <w:t>Q</w:t>
+      </w:r>
+      <w:r>
+        <w:rPr>
+          <w:sz w:val="20"/>
+          <w:szCs w:val="20"/>
+        </w:rPr>
+        <w:t>5) Answer</w:t>
+      </w:r>
+      <w:r>
+        <w:rPr>
+          <w:sz w:val="20"/>
+          <w:szCs w:val="20"/>
+        </w:rPr>
+        <w:t>: d</w:t>
+      </w:r>
+    </w:p>
+    <w:p>
+      <w:pPr>
+        <w:jc w:val="both"/>
+        <w:rPr>
+          <w:sz w:val="20"/>
+          <w:szCs w:val="20"/>
+        </w:rPr>
+      </w:pPr>
+      <w:r>
+        <w:rPr>
+          <w:sz w:val="20"/>
+          <w:szCs w:val="20"/>
+        </w:rPr>
+        <w:t xml:space="preserve">The main characteristics of a Fibonacci heap </w:t>
       </w:r>
       <w:proofErr w:type="gramStart"/>
       <w:r>
         <w:rPr>
-          <w:sz w:val="24"/>
-          <w:szCs w:val="24"/>
-          <w:lang w:val="en-IN"/>
-        </w:rPr>
-        <w:t>B</w:t>
-      </w:r>
-      <w:r>
-        <w:rPr>
-          <w:sz w:val="24"/>
-          <w:szCs w:val="24"/>
-          <w:vertAlign w:val="subscript"/>
-          <w:lang w:val="en-IN"/>
-        </w:rPr>
-        <w:t>k</w:t>
-      </w:r>
-      <w:r>
-        <w:rPr>
-          <w:sz w:val="24"/>
-          <w:szCs w:val="24"/>
-          <w:lang w:val="en-IN"/>
-        </w:rPr>
-        <w:t xml:space="preserve"> ,</w:t>
+          <w:sz w:val="20"/>
+          <w:szCs w:val="20"/>
+        </w:rPr>
+        <w:t>is</w:t>
       </w:r>
       <w:proofErr w:type="gramEnd"/>
       <w:r>
         <w:rPr>
-          <w:sz w:val="24"/>
-          <w:szCs w:val="24"/>
-          <w:lang w:val="en-IN"/>
-        </w:rPr>
-        <w:t xml:space="preserve"> t</w:t>
-      </w:r>
-      <w:r>
-        <w:rPr>
-          <w:sz w:val="24"/>
-          <w:szCs w:val="24"/>
-          <w:lang w:val="en-IN"/>
-        </w:rPr>
-        <w:t xml:space="preserve">he number of nodes at depth </w:t>
-      </w:r>
-      <w:proofErr w:type="spellStart"/>
-      <w:r>
-        <w:rPr>
-          <w:sz w:val="24"/>
-          <w:szCs w:val="24"/>
-          <w:lang w:val="en-IN"/>
-        </w:rPr>
-        <w:t>i</w:t>
-      </w:r>
-      <w:proofErr w:type="spellEnd"/>
-      <w:r>
-        <w:rPr>
-          <w:sz w:val="24"/>
-          <w:szCs w:val="24"/>
-          <w:lang w:val="en-IN"/>
+          <w:sz w:val="20"/>
+          <w:szCs w:val="20"/>
+        </w:rPr>
+        <w:t xml:space="preserve"> violated since min[H] must contain one with smallest value.</w:t>
+      </w:r>
+    </w:p>
+    <w:p>
+      <w:pPr>
+        <w:jc w:val="both"/>
+        <w:rPr>
+          <w:sz w:val="20"/>
+          <w:szCs w:val="20"/>
+        </w:rPr>
+      </w:pPr>
+    </w:p>
+    <w:p>
+      <w:pPr>
+        <w:jc w:val="both"/>
+        <w:rPr>
+          <w:sz w:val="20"/>
+          <w:szCs w:val="20"/>
+        </w:rPr>
+      </w:pPr>
+      <w:r>
+        <w:rPr>
+          <w:sz w:val="20"/>
+          <w:szCs w:val="20"/>
+        </w:rPr>
+        <w:t xml:space="preserve">Q6) </w:t>
+      </w:r>
+      <w:r>
+        <w:rPr>
+          <w:sz w:val="20"/>
+          <w:szCs w:val="20"/>
+        </w:rPr>
+        <w:t xml:space="preserve">For a </w:t>
+      </w:r>
+      <w:r>
+        <w:rPr>
+          <w:sz w:val="20"/>
+          <w:szCs w:val="20"/>
+        </w:rPr>
+        <w:t>Fibonacci</w:t>
+      </w:r>
+      <w:r>
+        <w:rPr>
+          <w:sz w:val="20"/>
+          <w:szCs w:val="20"/>
+        </w:rPr>
+        <w:t xml:space="preserve"> heap insertion, union take </w:t>
+      </w:r>
+      <w:proofErr w:type="gramStart"/>
+      <w:r>
+        <w:rPr>
+          <w:sz w:val="20"/>
+          <w:szCs w:val="20"/>
+        </w:rPr>
+        <w:t>O(</w:t>
+      </w:r>
+      <w:proofErr w:type="gramEnd"/>
+      <w:r>
+        <w:rPr>
+          <w:sz w:val="20"/>
+          <w:szCs w:val="20"/>
+        </w:rPr>
+        <w:t xml:space="preserve">1) while remaining take </w:t>
+      </w:r>
+      <w:proofErr w:type="gramStart"/>
+      <w:r>
+        <w:rPr>
+          <w:sz w:val="20"/>
+          <w:szCs w:val="20"/>
+        </w:rPr>
+        <w:t>O(</w:t>
+      </w:r>
+      <w:proofErr w:type="gramEnd"/>
+      <w:r>
+        <w:rPr>
+          <w:sz w:val="20"/>
+          <w:szCs w:val="20"/>
+        </w:rPr>
+        <w:t>log</w:t>
+      </w:r>
+      <w:r>
+        <w:rPr>
+          <w:sz w:val="20"/>
+          <w:szCs w:val="20"/>
         </w:rPr>
         <w:t xml:space="preserve"> </w:t>
       </w:r>
       <w:r>
         <w:rPr>
-          <w:sz w:val="24"/>
-          <w:szCs w:val="24"/>
-          <w:lang w:val="en-IN"/>
-        </w:rPr>
-        <w:t xml:space="preserve">are </w:t>
-      </w:r>
-      <w:proofErr w:type="spellStart"/>
-      <w:proofErr w:type="gramStart"/>
-      <w:r>
-        <w:rPr>
-          <w:sz w:val="24"/>
-          <w:szCs w:val="24"/>
-          <w:vertAlign w:val="superscript"/>
-          <w:lang w:val="en-IN"/>
-        </w:rPr>
-        <w:t>k</w:t>
-      </w:r>
-      <w:r>
-        <w:rPr>
-          <w:sz w:val="24"/>
-          <w:szCs w:val="24"/>
-          <w:lang w:val="en-IN"/>
-        </w:rPr>
-        <w:t>C</w:t>
-      </w:r>
-      <w:r>
-        <w:rPr>
-          <w:sz w:val="24"/>
-          <w:szCs w:val="24"/>
-          <w:vertAlign w:val="subscript"/>
-          <w:lang w:val="en-IN"/>
-        </w:rPr>
-        <w:t>i</w:t>
-      </w:r>
-      <w:proofErr w:type="spellEnd"/>
-      <w:r>
-        <w:rPr>
-          <w:sz w:val="24"/>
-          <w:szCs w:val="24"/>
-          <w:vertAlign w:val="subscript"/>
-          <w:lang w:val="en-IN"/>
-        </w:rPr>
-        <w:t xml:space="preserve"> </w:t>
-      </w:r>
-      <w:r>
-        <w:rPr>
-          <w:sz w:val="24"/>
-          <w:szCs w:val="24"/>
-          <w:lang w:val="en-IN"/>
-        </w:rPr>
-        <w:t xml:space="preserve"> (</w:t>
-      </w:r>
-      <w:proofErr w:type="gramEnd"/>
-      <w:r>
-        <w:rPr>
-          <w:sz w:val="24"/>
-          <w:szCs w:val="24"/>
-          <w:lang w:val="en-IN"/>
-        </w:rPr>
-        <w:t xml:space="preserve"> k combination </w:t>
-      </w:r>
-      <w:proofErr w:type="spellStart"/>
-      <w:r>
-        <w:rPr>
-          <w:sz w:val="24"/>
-          <w:szCs w:val="24"/>
-          <w:lang w:val="en-IN"/>
-        </w:rPr>
-        <w:t>i</w:t>
-      </w:r>
-      <w:proofErr w:type="spellEnd"/>
-      <w:r>
-        <w:rPr>
-          <w:sz w:val="24"/>
-          <w:szCs w:val="24"/>
-          <w:lang w:val="en-IN"/>
-        </w:rPr>
-        <w:t xml:space="preserve">) for </w:t>
-      </w:r>
-      <w:proofErr w:type="spellStart"/>
-      <w:r>
-        <w:rPr>
-          <w:sz w:val="24"/>
-          <w:szCs w:val="24"/>
-          <w:lang w:val="en-IN"/>
-        </w:rPr>
-        <w:t>i</w:t>
-      </w:r>
-      <w:proofErr w:type="spellEnd"/>
-      <w:r>
-        <w:rPr>
-          <w:sz w:val="24"/>
-          <w:szCs w:val="24"/>
-          <w:lang w:val="en-IN"/>
-        </w:rPr>
-        <w:t xml:space="preserve"> = 0,1,2,3</w:t>
-      </w:r>
-      <w:proofErr w:type="gramStart"/>
-      <w:r>
-        <w:rPr>
-          <w:sz w:val="24"/>
-          <w:szCs w:val="24"/>
-          <w:lang w:val="en-IN"/>
-        </w:rPr>
-        <w:t>…..( root</w:t>
-      </w:r>
-      <w:proofErr w:type="gramEnd"/>
-      <w:r>
-        <w:rPr>
-          <w:sz w:val="24"/>
-          <w:szCs w:val="24"/>
-          <w:lang w:val="en-IN"/>
-        </w:rPr>
-        <w:t xml:space="preserve"> marked as </w:t>
-      </w:r>
-      <w:proofErr w:type="spellStart"/>
-      <w:r>
-        <w:rPr>
-          <w:sz w:val="24"/>
-          <w:szCs w:val="24"/>
-          <w:lang w:val="en-IN"/>
-        </w:rPr>
-        <w:t>i</w:t>
-      </w:r>
-      <w:proofErr w:type="spellEnd"/>
-      <w:r>
-        <w:rPr>
-          <w:sz w:val="24"/>
-          <w:szCs w:val="24"/>
-          <w:lang w:val="en-IN"/>
-        </w:rPr>
-        <w:t xml:space="preserve"> = 0)</w:t>
-      </w:r>
-    </w:p>
-    <w:p>
-      <w:pPr>
-        <w:numPr>
-          <w:ilvl w:val="0"/>
-          <w:numId w:val="8"/>
-        </w:numPr>
+          <w:sz w:val="20"/>
+          <w:szCs w:val="20"/>
+        </w:rPr>
+        <w:t>n) time.</w:t>
+      </w:r>
+    </w:p>
+    <w:p>
+      <w:pPr>
         <w:jc w:val="both"/>
         <w:rPr>
-          <w:sz w:val="24"/>
-          <w:szCs w:val="24"/>
-          <w:lang w:val="en-IN"/>
-        </w:rPr>
-      </w:pPr>
-      <w:r>
-        <w:rPr>
-          <w:sz w:val="24"/>
-          <w:szCs w:val="24"/>
-          <w:lang w:val="en-IN"/>
-        </w:rPr>
-        <w:t xml:space="preserve">The root has degree </w:t>
-      </w:r>
-      <w:proofErr w:type="gramStart"/>
-      <w:r>
-        <w:rPr>
-          <w:sz w:val="24"/>
-          <w:szCs w:val="24"/>
-          <w:lang w:val="en-IN"/>
-        </w:rPr>
-        <w:t>k ,</w:t>
-      </w:r>
-      <w:proofErr w:type="gramEnd"/>
-      <w:r>
-        <w:rPr>
-          <w:sz w:val="24"/>
-          <w:szCs w:val="24"/>
-          <w:lang w:val="en-IN"/>
-        </w:rPr>
-        <w:t xml:space="preserve"> greater than any other node.</w:t>
-      </w:r>
-    </w:p>
-    <w:p>
-      <w:pPr>
-        <w:numPr>
-          <w:ilvl w:val="0"/>
-          <w:numId w:val="8"/>
-        </w:numPr>
+          <w:sz w:val="20"/>
+          <w:szCs w:val="20"/>
+        </w:rPr>
+      </w:pPr>
+    </w:p>
+    <w:p>
+      <w:pPr>
         <w:jc w:val="both"/>
         <w:rPr>
-          <w:sz w:val="24"/>
-          <w:szCs w:val="24"/>
-          <w:lang w:val="en-IN"/>
-        </w:rPr>
-      </w:pPr>
-      <w:r>
-        <w:rPr>
-          <w:sz w:val="24"/>
-          <w:szCs w:val="24"/>
-          <w:lang w:val="en-IN"/>
-        </w:rPr>
-        <w:t>If I the children of the root are numbered from Left to Right by k-</w:t>
-      </w:r>
-      <w:proofErr w:type="gramStart"/>
-      <w:r>
-        <w:rPr>
-          <w:sz w:val="24"/>
-          <w:szCs w:val="24"/>
-          <w:lang w:val="en-IN"/>
-        </w:rPr>
-        <w:t>1 ,</w:t>
-      </w:r>
-      <w:proofErr w:type="gramEnd"/>
-      <w:r>
-        <w:rPr>
-          <w:sz w:val="24"/>
-          <w:szCs w:val="24"/>
-          <w:lang w:val="en-IN"/>
-        </w:rPr>
-        <w:t xml:space="preserve"> k-</w:t>
-      </w:r>
-      <w:proofErr w:type="gramStart"/>
-      <w:r>
-        <w:rPr>
-          <w:sz w:val="24"/>
-          <w:szCs w:val="24"/>
-          <w:lang w:val="en-IN"/>
-        </w:rPr>
-        <w:t>2 ,</w:t>
-      </w:r>
-      <w:proofErr w:type="gramEnd"/>
-      <w:r>
-        <w:rPr>
-          <w:sz w:val="24"/>
-          <w:szCs w:val="24"/>
-          <w:lang w:val="en-IN"/>
-        </w:rPr>
-        <w:t xml:space="preserve"> …</w:t>
-      </w:r>
-      <w:proofErr w:type="gramStart"/>
-      <w:r>
-        <w:rPr>
-          <w:sz w:val="24"/>
-          <w:szCs w:val="24"/>
-          <w:lang w:val="en-IN"/>
-        </w:rPr>
-        <w:t>. ,</w:t>
-      </w:r>
-      <w:proofErr w:type="gramEnd"/>
-      <w:r>
-        <w:rPr>
-          <w:sz w:val="24"/>
-          <w:szCs w:val="24"/>
-          <w:lang w:val="en-IN"/>
-        </w:rPr>
-        <w:t xml:space="preserve"> 0 then child I is the root of subtree </w:t>
-      </w:r>
-      <w:proofErr w:type="gramStart"/>
-      <w:r>
-        <w:rPr>
-          <w:sz w:val="24"/>
-          <w:szCs w:val="24"/>
-          <w:lang w:val="en-IN"/>
-        </w:rPr>
-        <w:t>B</w:t>
-      </w:r>
-      <w:r>
-        <w:rPr>
-          <w:sz w:val="24"/>
-          <w:szCs w:val="24"/>
-          <w:vertAlign w:val="subscript"/>
-          <w:lang w:val="en-IN"/>
-        </w:rPr>
-        <w:t>i</w:t>
-      </w:r>
-      <w:r>
-        <w:rPr>
-          <w:sz w:val="24"/>
-          <w:szCs w:val="24"/>
-          <w:vertAlign w:val="subscript"/>
-          <w:lang w:val="en-IN"/>
-        </w:rPr>
-        <w:t xml:space="preserve">  </w:t>
-      </w:r>
-      <w:r>
-        <w:rPr>
-          <w:sz w:val="24"/>
-          <w:szCs w:val="24"/>
-          <w:lang w:val="en-IN"/>
-        </w:rPr>
-        <w:t>.</w:t>
-      </w:r>
-      <w:proofErr w:type="gramEnd"/>
-    </w:p>
-    <w:p>
-      <w:pPr>
-        <w:jc w:val="both"/>
-        <w:rPr>
-          <w:b/>
-          <w:bCs/>
-          <w:sz w:val="24"/>
-          <w:szCs w:val="24"/>
-          <w:lang w:val="en-IN"/>
-        </w:rPr>
-      </w:pPr>
-      <w:r>
-        <w:rPr>
-          <w:b/>
-          <w:bCs/>
-          <w:sz w:val="24"/>
-          <w:szCs w:val="24"/>
-          <w:lang w:val="en-IN"/>
-        </w:rPr>
-        <w:t>2. Binomial Heap</w:t>
-      </w:r>
-    </w:p>
-    <w:p>
-      <w:pPr>
-        <w:jc w:val="both"/>
-        <w:rPr>
-          <w:sz w:val="24"/>
-          <w:szCs w:val="24"/>
-          <w:lang w:val="en-IN"/>
-        </w:rPr>
-      </w:pPr>
-      <w:r>
-        <w:rPr>
-          <w:sz w:val="24"/>
-          <w:szCs w:val="24"/>
-          <w:lang w:val="en-IN"/>
-        </w:rPr>
-        <w:t>A binomial heap is a collection of binomial trees that satisfies two important properties: the binomial-tree structure property and the heap-order property. It is used to implement priority queues efficiently.</w:t>
-      </w:r>
-    </w:p>
-    <w:p>
-      <w:pPr>
-        <w:jc w:val="both"/>
-        <w:rPr>
-          <w:b/>
-          <w:bCs/>
-          <w:sz w:val="24"/>
-          <w:szCs w:val="24"/>
-          <w:lang w:val="en-IN"/>
-        </w:rPr>
-      </w:pPr>
-      <w:r>
-        <w:rPr>
-          <w:b/>
-          <w:bCs/>
-          <w:sz w:val="24"/>
-          <w:szCs w:val="24"/>
-          <w:lang w:val="en-IN"/>
-        </w:rPr>
-        <w:t>Properties of a Binomial Heap</w:t>
-      </w:r>
-      <w:r>
-        <w:rPr>
-          <w:b/>
-          <w:bCs/>
-          <w:sz w:val="24"/>
-          <w:szCs w:val="24"/>
-          <w:lang w:val="en-IN"/>
-        </w:rPr>
-        <w:t>(H)</w:t>
-      </w:r>
-    </w:p>
-    <w:p>
-      <w:pPr>
-        <w:numPr>
-          <w:ilvl w:val="0"/>
-          <w:numId w:val="9"/>
-        </w:numPr>
-        <w:jc w:val="both"/>
-        <w:rPr>
-          <w:sz w:val="24"/>
-          <w:szCs w:val="24"/>
-          <w:lang w:val="en-IN"/>
-        </w:rPr>
-      </w:pPr>
-      <w:r>
-        <w:rPr>
-          <w:sz w:val="24"/>
-          <w:szCs w:val="24"/>
-          <w:lang w:val="en-IN"/>
-        </w:rPr>
-        <w:t>Every tree in the heap is a binomial tree.</w:t>
-      </w:r>
-    </w:p>
-    <w:p>
-      <w:pPr>
-        <w:numPr>
-          <w:ilvl w:val="0"/>
-          <w:numId w:val="9"/>
-        </w:numPr>
-        <w:jc w:val="both"/>
-        <w:rPr>
-          <w:sz w:val="24"/>
-          <w:szCs w:val="24"/>
-          <w:lang w:val="en-IN"/>
-        </w:rPr>
-      </w:pPr>
-      <w:r>
-        <w:rPr>
-          <w:sz w:val="24"/>
-          <w:szCs w:val="24"/>
-          <w:lang w:val="en-IN"/>
-        </w:rPr>
-        <w:t>Each binomial heap obeys the min/max heap property.</w:t>
-      </w:r>
-    </w:p>
-    <w:p>
-      <w:pPr>
-        <w:numPr>
-          <w:ilvl w:val="0"/>
-          <w:numId w:val="9"/>
-        </w:numPr>
-        <w:jc w:val="both"/>
-        <w:rPr>
-          <w:sz w:val="24"/>
-          <w:szCs w:val="24"/>
-          <w:lang w:val="en-IN"/>
-        </w:rPr>
-      </w:pPr>
-      <w:r>
-        <w:rPr>
-          <w:sz w:val="24"/>
-          <w:szCs w:val="24"/>
-          <w:lang w:val="en-IN"/>
-        </w:rPr>
-        <w:t xml:space="preserve">For a non-negative integer k, there is at most </w:t>
-      </w:r>
-      <w:proofErr w:type="gramStart"/>
-      <w:r>
-        <w:rPr>
-          <w:sz w:val="24"/>
-          <w:szCs w:val="24"/>
-          <w:lang w:val="en-IN"/>
-        </w:rPr>
-        <w:t>one(</w:t>
-      </w:r>
-      <w:proofErr w:type="gramEnd"/>
-      <w:r>
-        <w:rPr>
-          <w:sz w:val="24"/>
-          <w:szCs w:val="24"/>
-          <w:lang w:val="en-IN"/>
-        </w:rPr>
-        <w:t>only one) binomial tree B</w:t>
-      </w:r>
-      <w:r>
-        <w:rPr>
-          <w:sz w:val="24"/>
-          <w:szCs w:val="24"/>
-          <w:vertAlign w:val="subscript"/>
-          <w:lang w:val="en-IN"/>
-        </w:rPr>
-        <w:t>k</w:t>
-      </w:r>
-      <w:r>
-        <w:rPr>
-          <w:sz w:val="24"/>
-          <w:szCs w:val="24"/>
-          <w:lang w:val="en-IN"/>
-        </w:rPr>
-        <w:t xml:space="preserve"> in H</w:t>
-      </w:r>
-      <w:r>
-        <w:rPr>
-          <w:sz w:val="24"/>
-          <w:szCs w:val="24"/>
-          <w:lang w:val="en-IN"/>
-        </w:rPr>
-        <w:t>.</w:t>
-      </w:r>
-    </w:p>
-    <w:p>
-      <w:pPr>
-        <w:numPr>
-          <w:ilvl w:val="0"/>
-          <w:numId w:val="9"/>
-        </w:numPr>
-        <w:jc w:val="both"/>
-        <w:rPr>
-          <w:sz w:val="24"/>
-          <w:szCs w:val="24"/>
-          <w:lang w:val="en-IN"/>
-        </w:rPr>
-      </w:pPr>
-      <w:r>
-        <w:rPr>
-          <w:sz w:val="24"/>
-          <w:szCs w:val="24"/>
-          <w:lang w:val="en-IN"/>
-        </w:rPr>
-        <w:t>The roots of the binomial trees are maintained in a linked list, generally in increasing order of degree.</w:t>
-      </w:r>
-    </w:p>
-    <w:p>
-      <w:pPr>
-        <w:numPr>
-          <w:ilvl w:val="0"/>
-          <w:numId w:val="9"/>
-        </w:numPr>
-        <w:jc w:val="both"/>
-        <w:rPr>
-          <w:sz w:val="24"/>
-          <w:szCs w:val="24"/>
-          <w:lang w:val="en-IN"/>
-        </w:rPr>
-      </w:pPr>
-      <w:r>
-        <w:rPr>
-          <w:sz w:val="24"/>
-          <w:szCs w:val="24"/>
-          <w:lang w:val="en-IN"/>
-        </w:rPr>
-        <w:t xml:space="preserve">A binomial heap containing n nodes has at most </w:t>
-      </w:r>
-      <w:r>
-        <w:rPr>
-          <w:sz w:val="24"/>
-          <w:szCs w:val="24"/>
-          <w:lang w:val="en-IN"/>
-        </w:rPr>
-        <w:t>floor(log</w:t>
-      </w:r>
-      <w:r>
-        <w:rPr>
-          <w:sz w:val="24"/>
-          <w:szCs w:val="24"/>
-          <w:vertAlign w:val="subscript"/>
-          <w:lang w:val="en-IN"/>
-        </w:rPr>
-        <w:t>2</w:t>
-      </w:r>
-      <w:r>
-        <w:rPr>
-          <w:sz w:val="24"/>
-          <w:szCs w:val="24"/>
-          <w:lang w:val="en-IN"/>
-        </w:rPr>
-        <w:t>n) +</w:t>
-      </w:r>
-      <w:proofErr w:type="gramStart"/>
-      <w:r>
-        <w:rPr>
-          <w:sz w:val="24"/>
-          <w:szCs w:val="24"/>
-          <w:lang w:val="en-IN"/>
-        </w:rPr>
-        <w:t xml:space="preserve">1 </w:t>
-      </w:r>
-      <w:r>
-        <w:rPr>
-          <w:sz w:val="24"/>
-          <w:szCs w:val="24"/>
-          <w:lang w:val="en-IN"/>
-        </w:rPr>
-        <w:t xml:space="preserve"> trees</w:t>
-      </w:r>
-      <w:proofErr w:type="gramEnd"/>
-      <w:r>
-        <w:rPr>
-          <w:sz w:val="24"/>
-          <w:szCs w:val="24"/>
-          <w:lang w:val="en-IN"/>
-        </w:rPr>
-        <w:t>.</w:t>
-      </w:r>
-    </w:p>
-    <w:p>
-      <w:pPr>
-        <w:jc w:val="both"/>
-        <w:rPr>
-          <w:sz w:val="24"/>
-          <w:szCs w:val="24"/>
-          <w:lang w:val="en-IN"/>
-        </w:rPr>
-      </w:pPr>
-    </w:p>
-    <w:p>
-      <w:pPr>
-        <w:jc w:val="both"/>
-        <w:rPr>
-          <w:sz w:val="24"/>
-          <w:szCs w:val="24"/>
-          <w:lang w:val="en-IN"/>
-        </w:rPr>
-      </w:pPr>
-      <w:r>
-        <w:rPr>
-          <w:sz w:val="24"/>
-          <w:szCs w:val="24"/>
-          <w:lang w:val="en-IN"/>
+          <w:sz w:val="20"/>
+          <w:szCs w:val="20"/>
+        </w:rPr>
+      </w:pPr>
+      <w:r>
+        <w:rPr>
+          <w:sz w:val="20"/>
+          <w:szCs w:val="20"/>
         </w:rPr>
         <w:t>Q</w:t>
       </w:r>
       <w:r>
         <w:rPr>
-          <w:sz w:val="24"/>
-          <w:szCs w:val="24"/>
-          <w:lang w:val="en-IN"/>
-        </w:rPr>
-        <w:t>2) Answer</w:t>
-      </w:r>
-      <w:r>
-        <w:rPr>
-          <w:sz w:val="24"/>
-          <w:szCs w:val="24"/>
-          <w:lang w:val="en-IN"/>
-        </w:rPr>
-        <w:t>:</w:t>
-      </w:r>
-      <w:r>
-        <w:rPr>
-          <w:sz w:val="24"/>
-          <w:szCs w:val="24"/>
-          <w:lang w:val="en-IN"/>
-        </w:rPr>
-        <w:t xml:space="preserve"> c</w:t>
-      </w:r>
-    </w:p>
-    <w:p>
-      <w:pPr>
-        <w:jc w:val="both"/>
-        <w:rPr>
-          <w:sz w:val="24"/>
-          <w:szCs w:val="24"/>
-          <w:lang w:val="en-IN"/>
-        </w:rPr>
-      </w:pPr>
-      <w:r>
-        <w:rPr>
-          <w:sz w:val="24"/>
-          <w:szCs w:val="24"/>
-          <w:lang w:val="en-IN"/>
-        </w:rPr>
-        <w:t xml:space="preserve">A binomial heap containing n nodes has at most </w:t>
-      </w:r>
-      <w:r>
-        <w:rPr>
-          <w:sz w:val="24"/>
-          <w:szCs w:val="24"/>
-          <w:lang w:val="en-IN"/>
-        </w:rPr>
-        <w:t>floor(log</w:t>
-      </w:r>
-      <w:r>
-        <w:rPr>
-          <w:sz w:val="24"/>
-          <w:szCs w:val="24"/>
-          <w:vertAlign w:val="subscript"/>
-          <w:lang w:val="en-IN"/>
-        </w:rPr>
-        <w:t>2</w:t>
-      </w:r>
-      <w:r>
-        <w:rPr>
-          <w:sz w:val="24"/>
-          <w:szCs w:val="24"/>
-          <w:lang w:val="en-IN"/>
-        </w:rPr>
-        <w:t>n) +</w:t>
-      </w:r>
-      <w:proofErr w:type="gramStart"/>
-      <w:r>
-        <w:rPr>
-          <w:sz w:val="24"/>
-          <w:szCs w:val="24"/>
-          <w:lang w:val="en-IN"/>
-        </w:rPr>
-        <w:t xml:space="preserve">1 </w:t>
-      </w:r>
-      <w:r>
-        <w:rPr>
-          <w:sz w:val="24"/>
-          <w:szCs w:val="24"/>
-          <w:lang w:val="en-IN"/>
-        </w:rPr>
-        <w:t xml:space="preserve"> trees</w:t>
-      </w:r>
-      <w:proofErr w:type="gramEnd"/>
-      <w:r>
-        <w:rPr>
-          <w:sz w:val="24"/>
-          <w:szCs w:val="24"/>
-          <w:lang w:val="en-IN"/>
-        </w:rPr>
-        <w:t>.</w:t>
-      </w:r>
-    </w:p>
-    <w:p>
-      <w:pPr>
-        <w:jc w:val="both"/>
-        <w:rPr>
-          <w:sz w:val="24"/>
-          <w:szCs w:val="24"/>
-        </w:rPr>
-      </w:pPr>
-    </w:p>
-    <w:p>
-      <w:pPr>
-        <w:jc w:val="both"/>
-        <w:rPr>
-          <w:sz w:val="24"/>
-          <w:szCs w:val="24"/>
-        </w:rPr>
-      </w:pPr>
-      <w:r>
-        <w:rPr>
-          <w:sz w:val="24"/>
-          <w:szCs w:val="24"/>
-        </w:rPr>
-        <w:t>Q3) Answer: b</w:t>
-      </w:r>
-    </w:p>
-    <w:p>
-      <w:pPr>
-        <w:jc w:val="both"/>
-        <w:rPr>
-          <w:sz w:val="24"/>
-          <w:szCs w:val="24"/>
-        </w:rPr>
-      </w:pPr>
-      <w:r>
-        <w:rPr>
-          <w:sz w:val="24"/>
-          <w:szCs w:val="24"/>
-        </w:rPr>
-        <w:t>This could be easily verified by looking at the structure of a binomial heap.</w:t>
-      </w:r>
-    </w:p>
-    <w:p>
-      <w:pPr>
-        <w:jc w:val="both"/>
-        <w:rPr>
-          <w:sz w:val="24"/>
-          <w:szCs w:val="24"/>
-        </w:rPr>
-      </w:pPr>
-    </w:p>
-    <w:p>
-      <w:pPr>
-        <w:jc w:val="both"/>
-        <w:rPr>
-          <w:sz w:val="24"/>
-          <w:szCs w:val="24"/>
-        </w:rPr>
-      </w:pPr>
-      <w:r>
-        <w:rPr>
-          <w:sz w:val="24"/>
-          <w:szCs w:val="24"/>
-        </w:rPr>
-        <w:t>Q</w:t>
-      </w:r>
-      <w:proofErr w:type="gramStart"/>
-      <w:r>
-        <w:rPr>
-          <w:sz w:val="24"/>
-          <w:szCs w:val="24"/>
-        </w:rPr>
-        <w:t>4)</w:t>
-      </w:r>
-      <w:r>
-        <w:rPr>
-          <w:sz w:val="24"/>
-          <w:szCs w:val="24"/>
-        </w:rPr>
-        <w:t>Answer</w:t>
-      </w:r>
-      <w:proofErr w:type="gramEnd"/>
-      <w:r>
-        <w:rPr>
-          <w:sz w:val="24"/>
-          <w:szCs w:val="24"/>
-        </w:rPr>
-        <w:t>: c</w:t>
-      </w:r>
-    </w:p>
-    <w:p>
-      <w:pPr>
-        <w:jc w:val="both"/>
-        <w:rPr>
-          <w:sz w:val="24"/>
-          <w:szCs w:val="24"/>
-        </w:rPr>
-      </w:pPr>
-      <w:r>
-        <w:rPr>
-          <w:sz w:val="24"/>
-          <w:szCs w:val="24"/>
-        </w:rPr>
-        <w:t xml:space="preserve">The function </w:t>
-      </w:r>
-      <w:proofErr w:type="gramStart"/>
-      <w:r>
-        <w:rPr>
-          <w:sz w:val="24"/>
-          <w:szCs w:val="24"/>
-        </w:rPr>
-        <w:t>return</w:t>
-      </w:r>
-      <w:proofErr w:type="gramEnd"/>
-      <w:r>
-        <w:rPr>
-          <w:sz w:val="24"/>
-          <w:szCs w:val="24"/>
-        </w:rPr>
-        <w:t xml:space="preserve"> minimum value in the </w:t>
-      </w:r>
-      <w:proofErr w:type="spellStart"/>
-      <w:r>
-        <w:rPr>
-          <w:sz w:val="24"/>
-          <w:szCs w:val="24"/>
-        </w:rPr>
-        <w:t>heap_Array</w:t>
-      </w:r>
-      <w:proofErr w:type="spellEnd"/>
-      <w:r>
-        <w:rPr>
-          <w:sz w:val="24"/>
-          <w:szCs w:val="24"/>
-        </w:rPr>
-        <w:t xml:space="preserve"> which is equal to the root value of the heap.</w:t>
-      </w:r>
-    </w:p>
-    <w:p>
-      <w:pPr>
-        <w:jc w:val="both"/>
-        <w:rPr>
-          <w:sz w:val="24"/>
-          <w:szCs w:val="24"/>
-        </w:rPr>
-      </w:pPr>
-    </w:p>
-    <w:p>
-      <w:pPr>
-        <w:jc w:val="both"/>
-        <w:rPr>
-          <w:sz w:val="24"/>
-          <w:szCs w:val="24"/>
-        </w:rPr>
-      </w:pPr>
-      <w:r>
-        <w:rPr>
-          <w:sz w:val="24"/>
-          <w:szCs w:val="24"/>
-        </w:rPr>
-        <w:t>Q</w:t>
-      </w:r>
-      <w:proofErr w:type="gramStart"/>
-      <w:r>
-        <w:rPr>
-          <w:sz w:val="24"/>
-          <w:szCs w:val="24"/>
-        </w:rPr>
-        <w:t>5)Answer</w:t>
-      </w:r>
-      <w:proofErr w:type="gramEnd"/>
-      <w:r>
-        <w:rPr>
-          <w:sz w:val="24"/>
-          <w:szCs w:val="24"/>
-        </w:rPr>
-        <w:t>: a</w:t>
-      </w:r>
-    </w:p>
-    <w:p>
-      <w:pPr>
-        <w:jc w:val="both"/>
-        <w:rPr>
-          <w:b/>
-          <w:bCs/>
-          <w:sz w:val="24"/>
-          <w:szCs w:val="24"/>
-          <w:lang w:val="en-IN"/>
-        </w:rPr>
-      </w:pPr>
-      <w:r>
-        <w:rPr>
-          <w:b/>
-          <w:bCs/>
-          <w:sz w:val="24"/>
-          <w:szCs w:val="24"/>
-          <w:lang w:val="en-IN"/>
-        </w:rPr>
-        <w:t>1. If</w:t>
-      </w:r>
-      <w:r>
-        <w:rPr>
-          <w:b/>
-          <w:bCs/>
-          <w:sz w:val="24"/>
-          <w:szCs w:val="24"/>
-          <w:lang w:val="en-IN"/>
-        </w:rPr>
-        <w:t xml:space="preserve"> </w:t>
-      </w:r>
-      <w:r>
-        <w:rPr>
-          <w:b/>
-          <w:bCs/>
-          <w:sz w:val="24"/>
-          <w:szCs w:val="24"/>
-          <w:lang w:val="en-IN"/>
-        </w:rPr>
-        <w:t>x is not a root</w:t>
-      </w:r>
-    </w:p>
-    <w:p>
-      <w:pPr>
-        <w:jc w:val="both"/>
-        <w:rPr>
-          <w:sz w:val="24"/>
-          <w:szCs w:val="24"/>
-          <w:lang w:val="en-IN"/>
-        </w:rPr>
-      </w:pPr>
-      <w:r>
-        <w:rPr>
-          <w:sz w:val="24"/>
-          <w:szCs w:val="24"/>
-          <w:lang w:val="en-IN"/>
-        </w:rPr>
-        <w:t>The sibling of x</w:t>
-      </w:r>
-      <w:r>
-        <w:rPr>
-          <w:sz w:val="24"/>
-          <w:szCs w:val="24"/>
-          <w:lang w:val="en-IN"/>
-        </w:rPr>
-        <w:t xml:space="preserve"> </w:t>
-      </w:r>
-      <w:r>
-        <w:rPr>
-          <w:sz w:val="24"/>
-          <w:szCs w:val="24"/>
-          <w:lang w:val="en-IN"/>
-        </w:rPr>
-        <w:t>has a smaller degree than x.</w:t>
-      </w:r>
-      <w:r>
-        <w:rPr>
-          <w:sz w:val="24"/>
-          <w:szCs w:val="24"/>
-          <w:lang w:val="en-IN"/>
-        </w:rPr>
-        <w:t xml:space="preserve"> Because i</w:t>
-      </w:r>
-      <w:r>
-        <w:rPr>
-          <w:sz w:val="24"/>
-          <w:szCs w:val="24"/>
-          <w:lang w:val="en-IN"/>
-        </w:rPr>
-        <w:t>n a binomial tree, children of a node are arranged in decreasing order of degree from left to right. A non-root node's sibling appears to its right, so its sibling has a smaller degree.</w:t>
-      </w:r>
-    </w:p>
-    <w:p>
-      <w:pPr>
-        <w:jc w:val="both"/>
-        <w:rPr>
-          <w:b/>
-          <w:bCs/>
-          <w:sz w:val="24"/>
-          <w:szCs w:val="24"/>
-          <w:lang w:val="en-IN"/>
-        </w:rPr>
-      </w:pPr>
-      <w:r>
-        <w:rPr>
-          <w:b/>
-          <w:bCs/>
-          <w:sz w:val="24"/>
-          <w:szCs w:val="24"/>
-          <w:lang w:val="en-IN"/>
-        </w:rPr>
-        <w:t>2. If x is a root</w:t>
-      </w:r>
-    </w:p>
-    <w:p>
-      <w:pPr>
-        <w:jc w:val="both"/>
-        <w:rPr>
-          <w:sz w:val="24"/>
-          <w:szCs w:val="24"/>
-          <w:lang w:val="en-IN"/>
-        </w:rPr>
-      </w:pPr>
-      <w:r>
-        <w:rPr>
-          <w:sz w:val="24"/>
-          <w:szCs w:val="24"/>
-          <w:lang w:val="en-IN"/>
-        </w:rPr>
-        <w:t>The sibling of x has a larger degree than x</w:t>
-      </w:r>
-      <w:r>
-        <w:rPr>
-          <w:sz w:val="24"/>
-          <w:szCs w:val="24"/>
-          <w:lang w:val="en-IN"/>
-        </w:rPr>
-        <w:t>. Because t</w:t>
-      </w:r>
-      <w:r>
-        <w:rPr>
-          <w:sz w:val="24"/>
-          <w:szCs w:val="24"/>
-          <w:lang w:val="en-IN"/>
-        </w:rPr>
-        <w:t>he roots in a binomial heap's root list are arranged in increasing order of degree from left to right. Therefore, the next root (the sibling) has a larger degree.</w:t>
-      </w:r>
-    </w:p>
-    <w:p>
-      <w:pPr>
-        <w:jc w:val="both"/>
-        <w:rPr>
-          <w:sz w:val="24"/>
-          <w:szCs w:val="24"/>
-        </w:rPr>
-      </w:pPr>
-    </w:p>
-    <w:p>
-      <w:pPr>
-        <w:jc w:val="both"/>
-        <w:rPr>
-          <w:lang w:val="en-IN"/>
-        </w:rPr>
-      </w:pPr>
-      <w:r>
-        <w:rPr>
-          <w:sz w:val="24"/>
-          <w:szCs w:val="24"/>
-        </w:rPr>
-        <w:t xml:space="preserve">Note: </w:t>
-      </w:r>
-      <w:r>
-        <w:rPr>
-          <w:lang w:val="en-IN"/>
-        </w:rPr>
-        <w:t>In the CLRS representation of a binomial tree, each node has:</w:t>
-      </w:r>
-    </w:p>
-    <w:p>
-      <w:pPr>
-        <w:numPr>
-          <w:ilvl w:val="0"/>
-          <w:numId w:val="11"/>
-        </w:numPr>
-        <w:jc w:val="both"/>
-        <w:rPr>
-          <w:sz w:val="24"/>
-          <w:szCs w:val="24"/>
-          <w:lang w:val="en-IN"/>
-        </w:rPr>
-      </w:pPr>
-      <w:r>
-        <w:rPr>
-          <w:sz w:val="24"/>
-          <w:szCs w:val="24"/>
-          <w:lang w:val="en-IN"/>
-        </w:rPr>
-        <w:t>parent[x]: its parent</w:t>
-      </w:r>
-    </w:p>
-    <w:p>
-      <w:pPr>
-        <w:numPr>
-          <w:ilvl w:val="0"/>
-          <w:numId w:val="11"/>
-        </w:numPr>
-        <w:jc w:val="both"/>
-        <w:rPr>
-          <w:sz w:val="24"/>
-          <w:szCs w:val="24"/>
-          <w:lang w:val="en-IN"/>
-        </w:rPr>
-      </w:pPr>
-      <w:r>
-        <w:rPr>
-          <w:sz w:val="24"/>
-          <w:szCs w:val="24"/>
-          <w:lang w:val="en-IN"/>
-        </w:rPr>
-        <w:lastRenderedPageBreak/>
-        <w:t>child[x]: its leftmost child</w:t>
-      </w:r>
-    </w:p>
-    <w:p>
-      <w:pPr>
-        <w:numPr>
-          <w:ilvl w:val="0"/>
-          <w:numId w:val="11"/>
-        </w:numPr>
-        <w:jc w:val="both"/>
-        <w:rPr>
-          <w:sz w:val="24"/>
-          <w:szCs w:val="24"/>
-          <w:lang w:val="en-IN"/>
-        </w:rPr>
-      </w:pPr>
-      <w:r>
-        <w:rPr>
-          <w:sz w:val="24"/>
-          <w:szCs w:val="24"/>
-          <w:lang w:val="en-IN"/>
-        </w:rPr>
-        <w:t>sibling[x]: its immediate right sibling, not just any sibling</w:t>
-      </w:r>
-    </w:p>
-    <w:p>
-      <w:pPr>
-        <w:jc w:val="both"/>
-        <w:rPr>
-          <w:sz w:val="24"/>
-          <w:szCs w:val="24"/>
-        </w:rPr>
-      </w:pPr>
-    </w:p>
-    <w:p>
-      <w:pPr>
-        <w:jc w:val="both"/>
-        <w:rPr>
-          <w:sz w:val="24"/>
-          <w:szCs w:val="24"/>
-        </w:rPr>
-      </w:pPr>
-      <w:r>
-        <w:rPr>
-          <w:sz w:val="24"/>
-          <w:szCs w:val="24"/>
-        </w:rPr>
-        <w:t>Q6) Answer: a</w:t>
-      </w:r>
-    </w:p>
-    <w:p>
-      <w:pPr>
-        <w:jc w:val="both"/>
-        <w:rPr>
-          <w:sz w:val="24"/>
-          <w:szCs w:val="24"/>
-          <w:lang w:val="en-IN"/>
-        </w:rPr>
-      </w:pPr>
-      <w:r>
-        <w:rPr>
-          <w:sz w:val="24"/>
-          <w:szCs w:val="24"/>
-          <w:lang w:val="en-IN"/>
-        </w:rPr>
-        <w:t>Convert 13 to binary:</w:t>
-      </w:r>
-    </w:p>
-    <w:p>
-      <w:pPr>
-        <w:jc w:val="both"/>
-        <w:rPr>
-          <w:sz w:val="24"/>
-          <w:szCs w:val="24"/>
-          <w:lang w:val="en-IN"/>
-        </w:rPr>
-      </w:pPr>
-      <w:r>
-        <w:rPr>
-          <w:sz w:val="24"/>
-          <w:szCs w:val="24"/>
-          <w:lang w:val="en-IN"/>
-        </w:rPr>
-        <w:t>13=</w:t>
-      </w:r>
-      <w:r>
-        <w:rPr>
-          <w:sz w:val="24"/>
-          <w:szCs w:val="24"/>
-          <w:lang w:val="en-IN"/>
-        </w:rPr>
-        <w:t xml:space="preserve">&gt; </w:t>
-      </w:r>
-      <w:r>
-        <w:rPr>
-          <w:sz w:val="24"/>
-          <w:szCs w:val="24"/>
-          <w:lang w:val="en-IN"/>
-        </w:rPr>
-        <w:t>1101</w:t>
-      </w:r>
-      <w:r>
-        <w:rPr>
-          <w:sz w:val="24"/>
-          <w:szCs w:val="24"/>
-          <w:lang w:val="en-IN"/>
-        </w:rPr>
-        <w:t xml:space="preserve"> </w:t>
-      </w:r>
-      <w:r>
-        <w:rPr>
-          <w:sz w:val="24"/>
-          <w:szCs w:val="24"/>
-          <w:lang w:val="en-IN"/>
-        </w:rPr>
-        <w:t>=</w:t>
-      </w:r>
-      <w:r>
-        <w:rPr>
-          <w:sz w:val="24"/>
-          <w:szCs w:val="24"/>
-          <w:lang w:val="en-IN"/>
-        </w:rPr>
-        <w:t xml:space="preserve"> </w:t>
-      </w:r>
-      <w:r>
-        <w:rPr>
-          <w:sz w:val="24"/>
-          <w:szCs w:val="24"/>
-          <w:lang w:val="en-IN"/>
-        </w:rPr>
-        <w:t xml:space="preserve">8+4+1 </w:t>
-      </w:r>
-    </w:p>
-    <w:p>
-      <w:pPr>
-        <w:jc w:val="both"/>
-        <w:rPr>
-          <w:sz w:val="24"/>
-          <w:szCs w:val="24"/>
-          <w:lang w:val="en-IN"/>
-        </w:rPr>
-      </w:pPr>
-      <w:r>
-        <w:rPr>
-          <w:sz w:val="24"/>
-          <w:szCs w:val="24"/>
-          <w:lang w:val="en-IN"/>
-        </w:rPr>
-        <w:t xml:space="preserve">Therefore, the heap contains </w:t>
-      </w:r>
-      <w:r>
-        <w:t>B</w:t>
-      </w:r>
-      <w:r>
-        <w:rPr>
-          <w:vertAlign w:val="subscript"/>
-        </w:rPr>
-        <w:t>0</w:t>
-      </w:r>
-      <w:r>
-        <w:t>, B</w:t>
-      </w:r>
-      <w:r>
-        <w:rPr>
-          <w:vertAlign w:val="subscript"/>
-        </w:rPr>
-        <w:t>2</w:t>
-      </w:r>
-      <w:r>
-        <w:t>, B</w:t>
-      </w:r>
-      <w:proofErr w:type="gramStart"/>
-      <w:r>
-        <w:rPr>
-          <w:vertAlign w:val="subscript"/>
-        </w:rPr>
-        <w:t>3</w:t>
-      </w:r>
-      <w:r>
-        <w:rPr>
-          <w:sz w:val="24"/>
-          <w:szCs w:val="24"/>
-          <w:lang w:val="en-IN"/>
-        </w:rPr>
-        <w:t xml:space="preserve"> </w:t>
-      </w:r>
-      <w:r>
-        <w:rPr>
-          <w:sz w:val="24"/>
-          <w:szCs w:val="24"/>
-          <w:lang w:val="en-IN"/>
-        </w:rPr>
-        <w:t>,</w:t>
-      </w:r>
-      <w:proofErr w:type="gramEnd"/>
-      <w:r>
-        <w:rPr>
-          <w:sz w:val="24"/>
-          <w:szCs w:val="24"/>
-          <w:lang w:val="en-IN"/>
-        </w:rPr>
-        <w:t xml:space="preserve"> since the set bits</w:t>
-      </w:r>
-      <w:r>
-        <w:rPr>
-          <w:sz w:val="24"/>
-          <w:szCs w:val="24"/>
-          <w:lang w:val="en-IN"/>
-        </w:rPr>
-        <w:t xml:space="preserve"> (i.e. 1’s) </w:t>
-      </w:r>
-      <w:r>
-        <w:rPr>
-          <w:sz w:val="24"/>
-          <w:szCs w:val="24"/>
-          <w:lang w:val="en-IN"/>
-        </w:rPr>
-        <w:t>correspond</w:t>
-      </w:r>
-      <w:r>
-        <w:rPr>
-          <w:sz w:val="24"/>
-          <w:szCs w:val="24"/>
-          <w:lang w:val="en-IN"/>
-        </w:rPr>
-        <w:t xml:space="preserve"> to those binomial trees.</w:t>
-      </w:r>
-    </w:p>
-    <w:p>
-      <w:pPr>
-        <w:jc w:val="both"/>
-        <w:rPr>
-          <w:sz w:val="24"/>
-          <w:szCs w:val="24"/>
-        </w:rPr>
-      </w:pPr>
-    </w:p>
-    <w:p>
-      <w:pPr>
-        <w:jc w:val="both"/>
-        <w:rPr>
-          <w:sz w:val="24"/>
-          <w:szCs w:val="24"/>
-        </w:rPr>
-      </w:pPr>
-      <w:r>
-        <w:rPr>
-          <w:sz w:val="24"/>
-          <w:szCs w:val="24"/>
-        </w:rPr>
-        <w:t xml:space="preserve">Q7) </w:t>
-      </w:r>
-      <w:r>
-        <w:rPr>
-          <w:sz w:val="24"/>
-          <w:szCs w:val="24"/>
-        </w:rPr>
-        <w:t>Answer:</w:t>
+          <w:sz w:val="20"/>
+          <w:szCs w:val="20"/>
+        </w:rPr>
+        <w:t>7</w:t>
+      </w:r>
+      <w:r>
+        <w:rPr>
+          <w:sz w:val="20"/>
+          <w:szCs w:val="20"/>
+        </w:rPr>
+        <w:t>)</w:t>
       </w:r>
     </w:p>
     <w:p>
       <w:pPr>
         <w:jc w:val="center"/>
         <w:rPr>
-          <w:sz w:val="24"/>
-          <w:szCs w:val="24"/>
-        </w:rPr>
-      </w:pPr>
-      <w:r>
-        <w:rPr>
-          <w:sz w:val="24"/>
-          <w:szCs w:val="24"/>
+          <w:sz w:val="20"/>
+          <w:szCs w:val="20"/>
+        </w:rPr>
+      </w:pPr>
+      <w:r>
+        <w:rPr>
+          <w:noProof/>
+          <w:sz w:val="20"/>
+          <w:szCs w:val="20"/>
         </w:rPr>
         <w:drawing>
-          <wp:inline distT="0" distB="0" distL="0" distR="0" wp14:anchorId="1F224061" wp14:editId="000C918C">
-            <wp:extent cx="3867690" cy="1124107"/>
-            <wp:effectExtent l="0" t="0" r="0" b="0"/>
-            <wp:docPr id="735708806" name="Picture 1"/>
+          <wp:inline distT="0" distB="0" distL="0" distR="0" wp14:anchorId="2B8779F7" wp14:editId="7814A249">
+            <wp:extent cx="4953000" cy="2012719"/>
+            <wp:effectExtent l="0" t="0" r="0" b="6985"/>
+            <wp:docPr id="1132058544" name="Picture 1"/>
             <wp:cNvGraphicFramePr>
               <a:graphicFrameLocks xmlns:a="http://schemas.openxmlformats.org/drawingml/2006/main" noChangeAspect="1"/>
             </wp:cNvGraphicFramePr>
@@ -2043,7 +917,7 @@
               <a:graphicData uri="http://schemas.openxmlformats.org/drawingml/2006/picture">
                 <pic:pic xmlns:pic="http://schemas.openxmlformats.org/drawingml/2006/picture">
                   <pic:nvPicPr>
-                    <pic:cNvPr id="735708806" name=""/>
+                    <pic:cNvPr id="1132058544" name=""/>
                     <pic:cNvPicPr/>
                   </pic:nvPicPr>
                   <pic:blipFill>
@@ -2055,7 +929,7 @@
                   <pic:spPr>
                     <a:xfrm>
                       <a:off x="0" y="0"/>
-                      <a:ext cx="3867690" cy="1124107"/>
+                      <a:ext cx="4988574" cy="2027175"/>
                     </a:xfrm>
                     <a:prstGeom prst="rect">
                       <a:avLst/>
@@ -2070,322 +944,52 @@
     </w:p>
     <w:p>
       <w:pPr>
-        <w:ind w:left="720"/>
-        <w:jc w:val="both"/>
-        <w:rPr>
-          <w:sz w:val="24"/>
-          <w:szCs w:val="24"/>
-        </w:rPr>
-      </w:pPr>
-      <w:r>
-        <w:rPr>
-          <w:sz w:val="24"/>
-          <w:szCs w:val="24"/>
-        </w:rPr>
-        <w:t>One possible configuration of a min binomial heap. The values inside the nodes may differ, provided the min-heap property is not violated; however, the structure of the binomial trees remains the same.</w:t>
-      </w:r>
-    </w:p>
-    <w:p>
-      <w:pPr>
-        <w:jc w:val="both"/>
-        <w:rPr>
-          <w:sz w:val="24"/>
-          <w:szCs w:val="24"/>
-        </w:rPr>
-      </w:pPr>
-    </w:p>
-    <w:p>
-      <w:pPr>
-        <w:jc w:val="both"/>
-        <w:rPr>
-          <w:rFonts w:eastAsiaTheme="minorEastAsia"/>
-          <w:sz w:val="24"/>
-          <w:szCs w:val="24"/>
-        </w:rPr>
-      </w:pPr>
-      <w:r>
-        <w:rPr>
-          <w:sz w:val="24"/>
-          <w:szCs w:val="24"/>
-        </w:rPr>
-        <w:t>Q8)</w:t>
-      </w:r>
-      <w:r>
-        <w:rPr>
-          <w:sz w:val="24"/>
-          <w:szCs w:val="24"/>
-        </w:rPr>
-        <w:t xml:space="preserve"> Answer:</w:t>
-      </w:r>
-      <m:oMath>
-        <m:r>
-          <w:rPr>
-            <w:rFonts w:ascii="Cambria Math" w:hAnsi="Cambria Math"/>
-            <w:sz w:val="24"/>
-            <w:szCs w:val="24"/>
-          </w:rPr>
-          <m:t xml:space="preserve"> </m:t>
-        </m:r>
-        <m:r>
-          <w:rPr>
-            <w:rFonts w:ascii="Cambria Math" w:hAnsi="Cambria Math"/>
-            <w:sz w:val="24"/>
-            <w:szCs w:val="24"/>
-          </w:rPr>
-          <m:t>3,2,1,0</m:t>
-        </m:r>
-      </m:oMath>
-    </w:p>
-    <w:p>
-      <w:pPr>
-        <w:jc w:val="both"/>
-        <w:rPr>
-          <w:sz w:val="24"/>
-          <w:szCs w:val="24"/>
-          <w:lang w:val="en-IN"/>
-        </w:rPr>
-      </w:pPr>
-      <w:r>
-        <w:rPr>
-          <w:sz w:val="24"/>
-          <w:szCs w:val="24"/>
-          <w:lang w:val="en-IN"/>
-        </w:rPr>
-        <w:t>Convert 15 into binary:</w:t>
-      </w:r>
-    </w:p>
-    <w:p>
-      <w:pPr>
-        <w:jc w:val="both"/>
-        <w:rPr>
-          <w:sz w:val="24"/>
-          <w:szCs w:val="24"/>
-          <w:lang w:val="en-IN"/>
-        </w:rPr>
-      </w:pPr>
-      <w:r>
-        <w:rPr>
-          <w:sz w:val="24"/>
-          <w:szCs w:val="24"/>
-          <w:lang w:val="en-IN"/>
-        </w:rPr>
-        <w:t>15=</w:t>
-      </w:r>
-      <w:r>
-        <w:rPr>
-          <w:sz w:val="24"/>
-          <w:szCs w:val="24"/>
-          <w:lang w:val="en-IN"/>
-        </w:rPr>
-        <w:t xml:space="preserve"> (</w:t>
-      </w:r>
-      <w:r>
-        <w:rPr>
-          <w:sz w:val="24"/>
-          <w:szCs w:val="24"/>
-          <w:lang w:val="en-IN"/>
-        </w:rPr>
-        <w:t>1111</w:t>
-      </w:r>
-      <w:r>
-        <w:rPr>
-          <w:sz w:val="24"/>
-          <w:szCs w:val="24"/>
-          <w:lang w:val="en-IN"/>
+        <w:rPr>
+          <w:sz w:val="20"/>
+          <w:szCs w:val="20"/>
+        </w:rPr>
+      </w:pPr>
+      <w:r>
+        <w:rPr>
+          <w:sz w:val="20"/>
+          <w:szCs w:val="20"/>
+        </w:rPr>
+        <w:t>Q</w:t>
+      </w:r>
+      <w:r>
+        <w:rPr>
+          <w:sz w:val="20"/>
+          <w:szCs w:val="20"/>
+        </w:rPr>
+        <w:t>8</w:t>
+      </w:r>
+      <w:r>
+        <w:rPr>
+          <w:sz w:val="20"/>
+          <w:szCs w:val="20"/>
         </w:rPr>
         <w:t>)</w:t>
       </w:r>
-      <w:r>
-        <w:rPr>
-          <w:sz w:val="24"/>
-          <w:szCs w:val="24"/>
-          <w:vertAlign w:val="subscript"/>
-          <w:lang w:val="en-IN"/>
-        </w:rPr>
-        <w:t>2</w:t>
-      </w:r>
-      <w:r>
-        <w:rPr>
-          <w:sz w:val="24"/>
-          <w:szCs w:val="24"/>
-          <w:lang w:val="en-IN"/>
-        </w:rPr>
-        <w:t xml:space="preserve"> </w:t>
-      </w:r>
-      <w:r>
-        <w:rPr>
-          <w:sz w:val="24"/>
-          <w:szCs w:val="24"/>
-          <w:lang w:val="en-IN"/>
-        </w:rPr>
-        <w:t xml:space="preserve">=8+4+2+1 </w:t>
-      </w:r>
-    </w:p>
-    <w:p>
-      <w:pPr>
-        <w:jc w:val="both"/>
-        <w:rPr>
-          <w:sz w:val="24"/>
-          <w:szCs w:val="24"/>
-          <w:lang w:val="en-IN"/>
-        </w:rPr>
-      </w:pPr>
-      <w:r>
-        <w:rPr>
-          <w:sz w:val="24"/>
-          <w:szCs w:val="24"/>
-          <w:lang w:val="en-IN"/>
-        </w:rPr>
-        <w:t>T</w:t>
-      </w:r>
-      <w:r>
-        <w:rPr>
-          <w:sz w:val="24"/>
-          <w:szCs w:val="24"/>
-          <w:lang w:val="en-IN"/>
-        </w:rPr>
-        <w:t>he heap contains B</w:t>
-      </w:r>
-      <w:r>
-        <w:rPr>
-          <w:sz w:val="24"/>
-          <w:szCs w:val="24"/>
-          <w:vertAlign w:val="subscript"/>
-          <w:lang w:val="en-IN"/>
-        </w:rPr>
-        <w:t>3</w:t>
-      </w:r>
-      <w:r>
-        <w:rPr>
-          <w:sz w:val="24"/>
-          <w:szCs w:val="24"/>
-          <w:lang w:val="en-IN"/>
-        </w:rPr>
-        <w:t>, B</w:t>
-      </w:r>
-      <w:r>
-        <w:rPr>
-          <w:sz w:val="24"/>
-          <w:szCs w:val="24"/>
-          <w:vertAlign w:val="subscript"/>
-          <w:lang w:val="en-IN"/>
-        </w:rPr>
-        <w:t>2</w:t>
-      </w:r>
-      <w:r>
-        <w:rPr>
-          <w:sz w:val="24"/>
-          <w:szCs w:val="24"/>
-          <w:lang w:val="en-IN"/>
-        </w:rPr>
-        <w:t>, B</w:t>
-      </w:r>
-      <w:r>
-        <w:rPr>
-          <w:sz w:val="24"/>
-          <w:szCs w:val="24"/>
-          <w:vertAlign w:val="subscript"/>
-          <w:lang w:val="en-IN"/>
-        </w:rPr>
-        <w:t>1</w:t>
-      </w:r>
-      <w:r>
-        <w:rPr>
-          <w:sz w:val="24"/>
-          <w:szCs w:val="24"/>
-          <w:lang w:val="en-IN"/>
-        </w:rPr>
-        <w:t xml:space="preserve"> and B</w:t>
-      </w:r>
-      <w:r>
-        <w:rPr>
-          <w:sz w:val="24"/>
-          <w:szCs w:val="24"/>
-          <w:vertAlign w:val="subscript"/>
-          <w:lang w:val="en-IN"/>
-        </w:rPr>
-        <w:t>0</w:t>
-      </w:r>
-    </w:p>
-    <w:p>
-      <w:pPr>
-        <w:jc w:val="both"/>
-        <w:rPr>
-          <w:sz w:val="24"/>
-          <w:szCs w:val="24"/>
-          <w:lang w:val="en-IN"/>
-        </w:rPr>
-      </w:pPr>
-      <w:r>
-        <w:rPr>
-          <w:sz w:val="24"/>
-          <w:szCs w:val="24"/>
-          <w:lang w:val="en-IN"/>
-        </w:rPr>
-        <w:t>Thus, the degrees in decreasing order are:</w:t>
-      </w:r>
-    </w:p>
-    <w:p>
-      <w:pPr>
-        <w:jc w:val="both"/>
-        <w:rPr>
-          <w:sz w:val="24"/>
-          <w:szCs w:val="24"/>
-          <w:lang w:val="en-IN"/>
-        </w:rPr>
-      </w:pPr>
-      <w:r>
-        <w:rPr>
-          <w:sz w:val="24"/>
-          <w:szCs w:val="24"/>
-          <w:lang w:val="en-IN"/>
-        </w:rPr>
-        <w:t>3,2,1,0</w:t>
-      </w:r>
-    </w:p>
-    <w:p>
-      <w:pPr>
-        <w:jc w:val="both"/>
-        <w:rPr>
-          <w:sz w:val="24"/>
-          <w:szCs w:val="24"/>
-        </w:rPr>
-      </w:pPr>
-    </w:p>
-    <w:p>
-      <w:pPr>
-        <w:jc w:val="both"/>
-        <w:rPr>
-          <w:sz w:val="24"/>
-          <w:szCs w:val="24"/>
-        </w:rPr>
-      </w:pPr>
-      <w:r>
-        <w:rPr>
-          <w:sz w:val="24"/>
-          <w:szCs w:val="24"/>
-        </w:rPr>
-        <w:t>Q9) First see the union operation in binomial heap.</w:t>
-      </w:r>
     </w:p>
     <w:p>
       <w:pPr>
         <w:jc w:val="center"/>
         <w:rPr>
-          <w:sz w:val="24"/>
-          <w:szCs w:val="24"/>
-        </w:rPr>
-      </w:pPr>
-      <w:r>
-        <w:rPr>
-          <w:sz w:val="24"/>
-          <w:szCs w:val="24"/>
+          <w:sz w:val="20"/>
+          <w:szCs w:val="20"/>
+        </w:rPr>
+      </w:pPr>
+      <w:r>
+        <w:rPr>
+          <w:noProof/>
+          <w:sz w:val="20"/>
+          <w:szCs w:val="20"/>
         </w:rPr>
         <w:drawing>
-          <wp:inline distT="0" distB="0" distL="0" distR="0" wp14:anchorId="08677E5B" wp14:editId="056727B4">
-            <wp:extent cx="6315956" cy="4496427"/>
-            <wp:effectExtent l="0" t="0" r="8890" b="0"/>
-            <wp:docPr id="2050862781" name="Picture 1"/>
+          <wp:inline distT="0" distB="0" distL="0" distR="0" wp14:anchorId="4AA7AD70" wp14:editId="1A03CB7E">
+            <wp:extent cx="4953000" cy="1942678"/>
+            <wp:effectExtent l="0" t="0" r="0" b="635"/>
+            <wp:docPr id="1907993939" name="Picture 1"/>
             <wp:cNvGraphicFramePr>
               <a:graphicFrameLocks xmlns:a="http://schemas.openxmlformats.org/drawingml/2006/main" noChangeAspect="1"/>
             </wp:cNvGraphicFramePr>
@@ -2393,7 +997,7 @@
               <a:graphicData uri="http://schemas.openxmlformats.org/drawingml/2006/picture">
                 <pic:pic xmlns:pic="http://schemas.openxmlformats.org/drawingml/2006/picture">
                   <pic:nvPicPr>
-                    <pic:cNvPr id="2050862781" name=""/>
+                    <pic:cNvPr id="1907993939" name=""/>
                     <pic:cNvPicPr/>
                   </pic:nvPicPr>
                   <pic:blipFill>
@@ -2405,7 +1009,7 @@
                   <pic:spPr>
                     <a:xfrm>
                       <a:off x="0" y="0"/>
-                      <a:ext cx="6315956" cy="4496427"/>
+                      <a:ext cx="4981742" cy="1953951"/>
                     </a:xfrm>
                     <a:prstGeom prst="rect">
                       <a:avLst/>
@@ -2422,30 +1026,74 @@
       <w:pPr>
         <w:jc w:val="center"/>
         <w:rPr>
-          <w:sz w:val="24"/>
-          <w:szCs w:val="24"/>
-        </w:rPr>
-      </w:pPr>
+          <w:sz w:val="20"/>
+          <w:szCs w:val="20"/>
+        </w:rPr>
+      </w:pPr>
+      <w:r>
+        <w:rPr>
+          <w:sz w:val="20"/>
+          <w:szCs w:val="20"/>
+        </w:rPr>
+        <w:t>After above steps we have to update the min pointer as 1 is the smallest value in the given heap.</w:t>
+      </w:r>
+    </w:p>
+    <w:p>
+      <w:pPr>
+        <w:jc w:val="both"/>
+        <w:rPr>
+          <w:sz w:val="20"/>
+          <w:szCs w:val="20"/>
+        </w:rPr>
+      </w:pPr>
+    </w:p>
+    <w:p>
+      <w:pPr>
+        <w:jc w:val="both"/>
+        <w:rPr>
+          <w:sz w:val="20"/>
+          <w:szCs w:val="20"/>
+        </w:rPr>
+      </w:pPr>
+      <w:r>
+        <w:rPr>
+          <w:sz w:val="20"/>
+          <w:szCs w:val="20"/>
+        </w:rPr>
+        <w:t>Q</w:t>
+      </w:r>
+      <w:r>
+        <w:rPr>
+          <w:sz w:val="20"/>
+          <w:szCs w:val="20"/>
+        </w:rPr>
+        <w:t>9</w:t>
+      </w:r>
+      <w:r>
+        <w:rPr>
+          <w:sz w:val="20"/>
+          <w:szCs w:val="20"/>
+        </w:rPr>
+        <w:t>)</w:t>
+      </w:r>
     </w:p>
     <w:p>
       <w:pPr>
         <w:jc w:val="center"/>
         <w:rPr>
-          <w:sz w:val="24"/>
-          <w:szCs w:val="24"/>
-        </w:rPr>
-      </w:pPr>
-      <w:r>
-        <w:rPr>
-          <w:sz w:val="24"/>
-          <w:szCs w:val="24"/>
-        </w:rPr>
-        <w:lastRenderedPageBreak/>
+          <w:sz w:val="20"/>
+          <w:szCs w:val="20"/>
+        </w:rPr>
+      </w:pPr>
+      <w:r>
+        <w:rPr>
+          <w:noProof/>
+        </w:rPr>
         <w:drawing>
-          <wp:inline distT="0" distB="0" distL="0" distR="0" wp14:anchorId="37B1565A" wp14:editId="1A39AC85">
-            <wp:extent cx="5122936" cy="4380614"/>
-            <wp:effectExtent l="0" t="0" r="1905" b="1270"/>
-            <wp:docPr id="930274331" name="Picture 1"/>
+          <wp:inline distT="0" distB="0" distL="0" distR="0" wp14:anchorId="6CCDC8D4" wp14:editId="531F5851">
+            <wp:extent cx="4686300" cy="3514949"/>
+            <wp:effectExtent l="0" t="0" r="0" b="9525"/>
+            <wp:docPr id="327377536" name="Picture 2" descr="Fibonacci Heap – Deletion, Extract min and Decrease key 3"/>
             <wp:cNvGraphicFramePr>
               <a:graphicFrameLocks xmlns:a="http://schemas.openxmlformats.org/drawingml/2006/main" noChangeAspect="1"/>
             </wp:cNvGraphicFramePr>
@@ -2453,23 +1101,36 @@
               <a:graphicData uri="http://schemas.openxmlformats.org/drawingml/2006/picture">
                 <pic:pic xmlns:pic="http://schemas.openxmlformats.org/drawingml/2006/picture">
                   <pic:nvPicPr>
-                    <pic:cNvPr id="930274331" name=""/>
-                    <pic:cNvPicPr/>
+                    <pic:cNvPr id="0" name="Picture 1" descr="Fibonacci Heap – Deletion, Extract min and Decrease key 3"/>
+                    <pic:cNvPicPr>
+                      <a:picLocks noChangeAspect="1" noChangeArrowheads="1"/>
+                    </pic:cNvPicPr>
                   </pic:nvPicPr>
                   <pic:blipFill>
-                    <a:blip r:embed="rId8"/>
+                    <a:blip r:embed="rId8">
+                      <a:extLst>
+                        <a:ext uri="{28A0092B-C50C-407E-A947-70E740481C1C}">
+                          <a14:useLocalDpi xmlns:a14="http://schemas.microsoft.com/office/drawing/2010/main" val="0"/>
+                        </a:ext>
+                      </a:extLst>
+                    </a:blip>
+                    <a:srcRect/>
                     <a:stretch>
                       <a:fillRect/>
                     </a:stretch>
                   </pic:blipFill>
-                  <pic:spPr>
+                  <pic:spPr bwMode="auto">
                     <a:xfrm>
                       <a:off x="0" y="0"/>
-                      <a:ext cx="5125852" cy="4383107"/>
+                      <a:ext cx="4703425" cy="3527794"/>
                     </a:xfrm>
                     <a:prstGeom prst="rect">
                       <a:avLst/>
                     </a:prstGeom>
+                    <a:noFill/>
+                    <a:ln>
+                      <a:noFill/>
+                    </a:ln>
                   </pic:spPr>
                 </pic:pic>
               </a:graphicData>
@@ -2480,45 +1141,46 @@
     </w:p>
     <w:p>
       <w:pPr>
-        <w:rPr>
-          <w:sz w:val="24"/>
-          <w:szCs w:val="24"/>
-        </w:rPr>
-      </w:pPr>
-    </w:p>
-    <w:p>
-      <w:pPr>
-        <w:rPr>
-          <w:sz w:val="24"/>
-          <w:szCs w:val="24"/>
-        </w:rPr>
-      </w:pPr>
-      <w:r>
-        <w:rPr>
-          <w:sz w:val="24"/>
-          <w:szCs w:val="24"/>
-        </w:rPr>
-        <w:t>Q10) First see the extract min operation in binomial heap</w:t>
-      </w:r>
-    </w:p>
-    <w:p>
-      <w:pPr>
         <w:jc w:val="center"/>
         <w:rPr>
-          <w:sz w:val="24"/>
-          <w:szCs w:val="24"/>
-        </w:rPr>
-      </w:pPr>
-      <w:r>
-        <w:rPr>
-          <w:sz w:val="24"/>
-          <w:szCs w:val="24"/>
+          <w:sz w:val="20"/>
+          <w:szCs w:val="20"/>
+        </w:rPr>
+      </w:pPr>
+    </w:p>
+    <w:p>
+      <w:pPr>
+        <w:rPr>
+          <w:sz w:val="20"/>
+          <w:szCs w:val="20"/>
+        </w:rPr>
+      </w:pPr>
+      <w:r>
+        <w:rPr>
+          <w:sz w:val="20"/>
+          <w:szCs w:val="20"/>
+        </w:rPr>
+        <w:t>Q10) Final heap after consolidation step.</w:t>
+      </w:r>
+    </w:p>
+    <w:p>
+      <w:pPr>
+        <w:jc w:val="center"/>
+        <w:rPr>
+          <w:sz w:val="20"/>
+          <w:szCs w:val="20"/>
+        </w:rPr>
+      </w:pPr>
+      <w:r>
+        <w:rPr>
+          <w:sz w:val="20"/>
+          <w:szCs w:val="20"/>
         </w:rPr>
         <w:drawing>
-          <wp:inline distT="0" distB="0" distL="0" distR="0" wp14:anchorId="0FC5207E" wp14:editId="514A38D7">
-            <wp:extent cx="5438553" cy="4614530"/>
+          <wp:inline distT="0" distB="0" distL="0" distR="0" wp14:anchorId="2C1C2831" wp14:editId="000D503D">
+            <wp:extent cx="5534025" cy="3607364"/>
             <wp:effectExtent l="0" t="0" r="0" b="0"/>
-            <wp:docPr id="736366326" name="Picture 1"/>
+            <wp:docPr id="1913638273" name="Picture 1"/>
             <wp:cNvGraphicFramePr>
               <a:graphicFrameLocks xmlns:a="http://schemas.openxmlformats.org/drawingml/2006/main" noChangeAspect="1"/>
             </wp:cNvGraphicFramePr>
@@ -2526,7 +1188,7 @@
               <a:graphicData uri="http://schemas.openxmlformats.org/drawingml/2006/picture">
                 <pic:pic xmlns:pic="http://schemas.openxmlformats.org/drawingml/2006/picture">
                   <pic:nvPicPr>
-                    <pic:cNvPr id="736366326" name=""/>
+                    <pic:cNvPr id="1913638273" name=""/>
                     <pic:cNvPicPr/>
                   </pic:nvPicPr>
                   <pic:blipFill>
@@ -2538,7 +1200,7 @@
                   <pic:spPr>
                     <a:xfrm>
                       <a:off x="0" y="0"/>
-                      <a:ext cx="5445353" cy="4620300"/>
+                      <a:ext cx="5544170" cy="3613977"/>
                     </a:xfrm>
                     <a:prstGeom prst="rect">
                       <a:avLst/>
@@ -2555,16 +1217,72 @@
       <w:pPr>
         <w:jc w:val="center"/>
         <w:rPr>
-          <w:sz w:val="24"/>
-          <w:szCs w:val="24"/>
-        </w:rPr>
-      </w:pPr>
-    </w:p>
-    <w:p>
-      <w:pPr>
-        <w:rPr>
-          <w:sz w:val="24"/>
-          <w:szCs w:val="24"/>
+          <w:sz w:val="20"/>
+          <w:szCs w:val="20"/>
+        </w:rPr>
+      </w:pPr>
+    </w:p>
+    <w:p>
+      <w:pPr>
+        <w:rPr>
+          <w:sz w:val="20"/>
+          <w:szCs w:val="20"/>
+        </w:rPr>
+      </w:pPr>
+    </w:p>
+    <w:p>
+      <w:pPr>
+        <w:rPr>
+          <w:sz w:val="20"/>
+          <w:szCs w:val="20"/>
+        </w:rPr>
+      </w:pPr>
+    </w:p>
+    <w:p>
+      <w:pPr>
+        <w:rPr>
+          <w:sz w:val="18"/>
+          <w:szCs w:val="18"/>
+          <w:lang w:val="en-IN"/>
+        </w:rPr>
+      </w:pPr>
+      <w:r>
+        <w:rPr>
+          <w:sz w:val="18"/>
+          <w:szCs w:val="18"/>
+          <w:lang w:val="en-IN"/>
+        </w:rPr>
+        <w:t xml:space="preserve">Reference: </w:t>
+      </w:r>
+      <w:r>
+        <w:rPr>
+          <w:sz w:val="18"/>
+          <w:szCs w:val="18"/>
+        </w:rPr>
+        <w:t xml:space="preserve">Kaplan, H. and Tarjan, R.E., 1999. </w:t>
+      </w:r>
+      <w:r>
+        <w:rPr>
+          <w:i/>
+          <w:iCs/>
+          <w:sz w:val="18"/>
+          <w:szCs w:val="18"/>
+        </w:rPr>
+        <w:t>New heap data structures</w:t>
+      </w:r>
+      <w:r>
+        <w:rPr>
+          <w:sz w:val="18"/>
+          <w:szCs w:val="18"/>
+        </w:rPr>
+        <w:t>. Technical Report TR-597-99, Department of Computer Science, Princeton University.</w:t>
+      </w:r>
+    </w:p>
+    <w:p>
+      <w:pPr>
+        <w:rPr>
+          <w:sz w:val="20"/>
+          <w:szCs w:val="20"/>
         </w:rPr>
       </w:pPr>
     </w:p>
@@ -2694,6 +1412,155 @@
     </w:lvl>
   </w:abstractNum>
   <w:abstractNum w:abstractNumId="1" w15:restartNumberingAfterBreak="0">
+    <w:nsid w:val="091F2518"/>
+    <w:multiLevelType w:val="multilevel"/>
+    <w:tmpl w:val="97E47790"/>
+    <w:lvl w:ilvl="0">
+      <w:start w:val="1"/>
+      <w:numFmt w:val="bullet"/>
+      <w:lvlText w:val=""/>
+      <w:lvlJc w:val="left"/>
+      <w:pPr>
+        <w:tabs>
+          <w:tab w:val="num" w:pos="720"/>
+        </w:tabs>
+        <w:ind w:left="720" w:hanging="360"/>
+      </w:pPr>
+      <w:rPr>
+        <w:rFonts w:ascii="Symbol" w:hAnsi="Symbol" w:hint="default"/>
+        <w:sz w:val="20"/>
+      </w:rPr>
+    </w:lvl>
+    <w:lvl w:ilvl="1" w:tentative="1">
+      <w:start w:val="1"/>
+      <w:numFmt w:val="bullet"/>
+      <w:lvlText w:val="o"/>
+      <w:lvlJc w:val="left"/>
+      <w:pPr>
+        <w:tabs>
+          <w:tab w:val="num" w:pos="1440"/>
+        </w:tabs>
+        <w:ind w:left="1440" w:hanging="360"/>
+      </w:pPr>
+      <w:rPr>
+        <w:rFonts w:ascii="Courier New" w:hAnsi="Courier New" w:hint="default"/>
+        <w:sz w:val="20"/>
+      </w:rPr>
+    </w:lvl>
+    <w:lvl w:ilvl="2" w:tentative="1">
+      <w:start w:val="1"/>
+      <w:numFmt w:val="bullet"/>
+      <w:lvlText w:val=""/>
+      <w:lvlJc w:val="left"/>
+      <w:pPr>
+        <w:tabs>
+          <w:tab w:val="num" w:pos="2160"/>
+        </w:tabs>
+        <w:ind w:left="2160" w:hanging="360"/>
+      </w:pPr>
+      <w:rPr>
+        <w:rFonts w:ascii="Wingdings" w:hAnsi="Wingdings" w:hint="default"/>
+        <w:sz w:val="20"/>
+      </w:rPr>
+    </w:lvl>
+    <w:lvl w:ilvl="3" w:tentative="1">
+      <w:start w:val="1"/>
+      <w:numFmt w:val="bullet"/>
+      <w:lvlText w:val=""/>
+      <w:lvlJc w:val="left"/>
+      <w:pPr>
+        <w:tabs>
+          <w:tab w:val="num" w:pos="2880"/>
+        </w:tabs>
+        <w:ind w:left="2880" w:hanging="360"/>
+      </w:pPr>
+      <w:rPr>
+        <w:rFonts w:ascii="Wingdings" w:hAnsi="Wingdings" w:hint="default"/>
+        <w:sz w:val="20"/>
+      </w:rPr>
+    </w:lvl>
+    <w:lvl w:ilvl="4" w:tentative="1">
+      <w:start w:val="1"/>
+      <w:numFmt w:val="bullet"/>
+      <w:lvlText w:val=""/>
+      <w:lvlJc w:val="left"/>
+      <w:pPr>
+        <w:tabs>
+          <w:tab w:val="num" w:pos="3600"/>
+        </w:tabs>
+        <w:ind w:left="3600" w:hanging="360"/>
+      </w:pPr>
+      <w:rPr>
+        <w:rFonts w:ascii="Wingdings" w:hAnsi="Wingdings" w:hint="default"/>
+        <w:sz w:val="20"/>
+      </w:rPr>
+    </w:lvl>
+    <w:lvl w:ilvl="5" w:tentative="1">
+      <w:start w:val="1"/>
+      <w:numFmt w:val="bullet"/>
+      <w:lvlText w:val=""/>
+      <w:lvlJc w:val="left"/>
+      <w:pPr>
+        <w:tabs>
+          <w:tab w:val="num" w:pos="4320"/>
+        </w:tabs>
+        <w:ind w:left="4320" w:hanging="360"/>
+      </w:pPr>
+      <w:rPr>
+        <w:rFonts w:ascii="Wingdings" w:hAnsi="Wingdings" w:hint="default"/>
+        <w:sz w:val="20"/>
+      </w:rPr>
+    </w:lvl>
+    <w:lvl w:ilvl="6" w:tentative="1">
+      <w:start w:val="1"/>
+      <w:numFmt w:val="bullet"/>
+      <w:lvlText w:val=""/>
+      <w:lvlJc w:val="left"/>
+      <w:pPr>
+        <w:tabs>
+          <w:tab w:val="num" w:pos="5040"/>
+        </w:tabs>
+        <w:ind w:left="5040" w:hanging="360"/>
+      </w:pPr>
+      <w:rPr>
+        <w:rFonts w:ascii="Wingdings" w:hAnsi="Wingdings" w:hint="default"/>
+        <w:sz w:val="20"/>
+      </w:rPr>
+    </w:lvl>
+    <w:lvl w:ilvl="7" w:tentative="1">
+      <w:start w:val="1"/>
+      <w:numFmt w:val="bullet"/>
+      <w:lvlText w:val=""/>
+      <w:lvlJc w:val="left"/>
+      <w:pPr>
+        <w:tabs>
+          <w:tab w:val="num" w:pos="5760"/>
+        </w:tabs>
+        <w:ind w:left="5760" w:hanging="360"/>
+      </w:pPr>
+      <w:rPr>
+        <w:rFonts w:ascii="Wingdings" w:hAnsi="Wingdings" w:hint="default"/>
+        <w:sz w:val="20"/>
+      </w:rPr>
+    </w:lvl>
+    <w:lvl w:ilvl="8" w:tentative="1">
+      <w:start w:val="1"/>
+      <w:numFmt w:val="bullet"/>
+      <w:lvlText w:val=""/>
+      <w:lvlJc w:val="left"/>
+      <w:pPr>
+        <w:tabs>
+          <w:tab w:val="num" w:pos="6480"/>
+        </w:tabs>
+        <w:ind w:left="6480" w:hanging="360"/>
+      </w:pPr>
+      <w:rPr>
+        <w:rFonts w:ascii="Wingdings" w:hAnsi="Wingdings" w:hint="default"/>
+        <w:sz w:val="20"/>
+      </w:rPr>
+    </w:lvl>
+  </w:abstractNum>
+  <w:abstractNum w:abstractNumId="2" w15:restartNumberingAfterBreak="0">
     <w:nsid w:val="1309738F"/>
     <w:multiLevelType w:val="multilevel"/>
     <w:tmpl w:val="30C42652"/>
@@ -2806,7 +1673,7 @@
       </w:pPr>
     </w:lvl>
   </w:abstractNum>
-  <w:abstractNum w:abstractNumId="2" w15:restartNumberingAfterBreak="0">
+  <w:abstractNum w:abstractNumId="3" w15:restartNumberingAfterBreak="0">
     <w:nsid w:val="133B64B4"/>
     <w:multiLevelType w:val="hybridMultilevel"/>
     <w:tmpl w:val="2CD8A5EA"/>
@@ -2895,7 +1762,7 @@
       </w:pPr>
     </w:lvl>
   </w:abstractNum>
-  <w:abstractNum w:abstractNumId="3" w15:restartNumberingAfterBreak="0">
+  <w:abstractNum w:abstractNumId="4" w15:restartNumberingAfterBreak="0">
     <w:nsid w:val="44B0448E"/>
     <w:multiLevelType w:val="hybridMultilevel"/>
     <w:tmpl w:val="2CD8A5EA"/>
@@ -2984,7 +1851,7 @@
       </w:pPr>
     </w:lvl>
   </w:abstractNum>
-  <w:abstractNum w:abstractNumId="4" w15:restartNumberingAfterBreak="0">
+  <w:abstractNum w:abstractNumId="5" w15:restartNumberingAfterBreak="0">
     <w:nsid w:val="471F3BAE"/>
     <w:multiLevelType w:val="hybridMultilevel"/>
     <w:tmpl w:val="A1A0051A"/>
@@ -3073,7 +1940,7 @@
       </w:pPr>
     </w:lvl>
   </w:abstractNum>
-  <w:abstractNum w:abstractNumId="5" w15:restartNumberingAfterBreak="0">
+  <w:abstractNum w:abstractNumId="6" w15:restartNumberingAfterBreak="0">
     <w:nsid w:val="4A70770B"/>
     <w:multiLevelType w:val="hybridMultilevel"/>
     <w:tmpl w:val="2CD8A5EA"/>
@@ -3162,7 +2029,7 @@
       </w:pPr>
     </w:lvl>
   </w:abstractNum>
-  <w:abstractNum w:abstractNumId="6" w15:restartNumberingAfterBreak="0">
+  <w:abstractNum w:abstractNumId="7" w15:restartNumberingAfterBreak="0">
     <w:nsid w:val="4E3D4C41"/>
     <w:multiLevelType w:val="hybridMultilevel"/>
     <w:tmpl w:val="2CD8A5EA"/>
@@ -3251,7 +2118,7 @@
       </w:pPr>
     </w:lvl>
   </w:abstractNum>
-  <w:abstractNum w:abstractNumId="7" w15:restartNumberingAfterBreak="0">
+  <w:abstractNum w:abstractNumId="8" w15:restartNumberingAfterBreak="0">
     <w:nsid w:val="5AEE27B0"/>
     <w:multiLevelType w:val="multilevel"/>
     <w:tmpl w:val="8436ACEE"/>
@@ -3400,7 +2267,7 @@
       </w:rPr>
     </w:lvl>
   </w:abstractNum>
-  <w:abstractNum w:abstractNumId="8" w15:restartNumberingAfterBreak="0">
+  <w:abstractNum w:abstractNumId="9" w15:restartNumberingAfterBreak="0">
     <w:nsid w:val="64B6773A"/>
     <w:multiLevelType w:val="multilevel"/>
     <w:tmpl w:val="5D8EA840"/>
@@ -3549,7 +2416,7 @@
       </w:rPr>
     </w:lvl>
   </w:abstractNum>
-  <w:abstractNum w:abstractNumId="9" w15:restartNumberingAfterBreak="0">
+  <w:abstractNum w:abstractNumId="10" w15:restartNumberingAfterBreak="0">
     <w:nsid w:val="66505D76"/>
     <w:multiLevelType w:val="multilevel"/>
     <w:tmpl w:val="54EEA0F2"/>
@@ -3662,7 +2529,7 @@
       </w:pPr>
     </w:lvl>
   </w:abstractNum>
-  <w:abstractNum w:abstractNumId="10" w15:restartNumberingAfterBreak="0">
+  <w:abstractNum w:abstractNumId="11" w15:restartNumberingAfterBreak="0">
     <w:nsid w:val="6BF90847"/>
     <w:multiLevelType w:val="hybridMultilevel"/>
     <w:tmpl w:val="2CD8A5EA"/>
@@ -3752,37 +2619,40 @@
     </w:lvl>
   </w:abstractNum>
   <w:num w:numId="1" w16cid:durableId="891238233">
+    <w:abstractNumId w:val="6"/>
+  </w:num>
+  <w:num w:numId="2" w16cid:durableId="606429334">
+    <w:abstractNumId w:val="3"/>
+  </w:num>
+  <w:num w:numId="3" w16cid:durableId="485360093">
+    <w:abstractNumId w:val="7"/>
+  </w:num>
+  <w:num w:numId="4" w16cid:durableId="1030374801">
+    <w:abstractNumId w:val="11"/>
+  </w:num>
+  <w:num w:numId="5" w16cid:durableId="945624982">
+    <w:abstractNumId w:val="4"/>
+  </w:num>
+  <w:num w:numId="6" w16cid:durableId="600256614">
+    <w:abstractNumId w:val="9"/>
+  </w:num>
+  <w:num w:numId="7" w16cid:durableId="1678649331">
     <w:abstractNumId w:val="5"/>
   </w:num>
-  <w:num w:numId="2" w16cid:durableId="606429334">
+  <w:num w:numId="8" w16cid:durableId="767429088">
     <w:abstractNumId w:val="2"/>
-  </w:num>
-  <w:num w:numId="3" w16cid:durableId="485360093">
-    <w:abstractNumId w:val="6"/>
-  </w:num>
-  <w:num w:numId="4" w16cid:durableId="1030374801">
-    <w:abstractNumId w:val="10"/>
-  </w:num>
-  <w:num w:numId="5" w16cid:durableId="945624982">
-    <w:abstractNumId w:val="3"/>
-  </w:num>
-  <w:num w:numId="6" w16cid:durableId="600256614">
-    <w:abstractNumId w:val="8"/>
-  </w:num>
-  <w:num w:numId="7" w16cid:durableId="1678649331">
-    <w:abstractNumId w:val="4"/>
-  </w:num>
-  <w:num w:numId="8" w16cid:durableId="767429088">
-    <w:abstractNumId w:val="1"/>
   </w:num>
   <w:num w:numId="9" w16cid:durableId="1881630922">
     <w:abstractNumId w:val="0"/>
   </w:num>
   <w:num w:numId="10" w16cid:durableId="1393427793">
-    <w:abstractNumId w:val="9"/>
+    <w:abstractNumId w:val="10"/>
   </w:num>
   <w:num w:numId="11" w16cid:durableId="1331056555">
-    <w:abstractNumId w:val="7"/>
+    <w:abstractNumId w:val="8"/>
+  </w:num>
+  <w:num w:numId="12" w16cid:durableId="698163844">
+    <w:abstractNumId w:val="1"/>
   </w:num>
 </w:numbering>
 </file>
@@ -4392,6 +3262,7 @@
   <w:style w:type="character" w:default="1" w:styleId="DefaultParagraphFont">
     <w:name w:val="Default Paragraph Font"/>
     <w:uiPriority w:val="1"/>
+    <w:semiHidden/>
     <w:unhideWhenUsed/>
   </w:style>
   <w:style w:type="table" w:default="1" w:styleId="TableNormal">
